--- a/Actividad_1_Nixon_Saltos.docx
+++ b/Actividad_1_Nixon_Saltos.docx
@@ -1,6 +1,6 @@
 
 <file path=word/document.xml><?xml version="1.0" encoding="utf-8"?>
-<w:document xmlns:wpc="http://schemas.microsoft.com/office/word/2010/wordprocessingCanvas" xmlns:cx="http://schemas.microsoft.com/office/drawing/2014/chartex" xmlns:cx1="http://schemas.microsoft.com/office/drawing/2015/9/8/chartex" xmlns:cx2="http://schemas.microsoft.com/office/drawing/2015/10/21/chartex" xmlns:cx3="http://schemas.microsoft.com/office/drawing/2016/5/9/chartex" xmlns:cx4="http://schemas.microsoft.com/office/drawing/2016/5/10/chartex" xmlns:cx5="http://schemas.microsoft.com/office/drawing/2016/5/11/chartex" xmlns:cx6="http://schemas.microsoft.com/office/drawing/2016/5/12/chartex" xmlns:cx7="http://schemas.microsoft.com/office/drawing/2016/5/13/chartex" xmlns:cx8="http://schemas.microsoft.com/office/drawing/2016/5/14/chartex" xmlns:mc="http://schemas.openxmlformats.org/markup-compatibility/2006" xmlns:aink="http://schemas.microsoft.com/office/drawing/2016/ink" xmlns:am3d="http://schemas.microsoft.com/office/drawing/2017/model3d" xmlns:o="urn:schemas-microsoft-com:office:office" xmlns:r="http://schemas.openxmlformats.org/officeDocument/2006/relationships" xmlns:m="http://schemas.openxmlformats.org/officeDocument/2006/math" xmlns:v="urn:schemas-microsoft-com:vml" xmlns:wp14="http://schemas.microsoft.com/office/word/2010/wordprocessingDrawing" xmlns:wp="http://schemas.openxmlformats.org/drawingml/2006/wordprocessingDrawing" xmlns:w10="urn:schemas-microsoft-com:office:word" xmlns:w="http://schemas.openxmlformats.org/wordprocessingml/2006/main" xmlns:w14="http://schemas.microsoft.com/office/word/2010/wordml" xmlns:w15="http://schemas.microsoft.com/office/word/2012/wordml" xmlns:w16cid="http://schemas.microsoft.com/office/word/2016/wordml/cid" xmlns:w16se="http://schemas.microsoft.com/office/word/2015/wordml/symex" xmlns:wpg="http://schemas.microsoft.com/office/word/2010/wordprocessingGroup" xmlns:wpi="http://schemas.microsoft.com/office/word/2010/wordprocessingInk" xmlns:wne="http://schemas.microsoft.com/office/word/2006/wordml" xmlns:wps="http://schemas.microsoft.com/office/word/2010/wordprocessingShape" mc:Ignorable="w14 w15 w16se w16cid wp14">
+<w:document xmlns:wpc="http://schemas.microsoft.com/office/word/2010/wordprocessingCanvas" xmlns:cx="http://schemas.microsoft.com/office/drawing/2014/chartex" xmlns:mc="http://schemas.openxmlformats.org/markup-compatibility/2006" xmlns:o="urn:schemas-microsoft-com:office:office" xmlns:r="http://schemas.openxmlformats.org/officeDocument/2006/relationships" xmlns:m="http://schemas.openxmlformats.org/officeDocument/2006/math" xmlns:v="urn:schemas-microsoft-com:vml" xmlns:wp14="http://schemas.microsoft.com/office/word/2010/wordprocessingDrawing" xmlns:wp="http://schemas.openxmlformats.org/drawingml/2006/wordprocessingDrawing" xmlns:w10="urn:schemas-microsoft-com:office:word" xmlns:w="http://schemas.openxmlformats.org/wordprocessingml/2006/main" xmlns:w14="http://schemas.microsoft.com/office/word/2010/wordml" xmlns:w15="http://schemas.microsoft.com/office/word/2012/wordml" xmlns:w16se="http://schemas.microsoft.com/office/word/2015/wordml/symex" xmlns:wpg="http://schemas.microsoft.com/office/word/2010/wordprocessingGroup" xmlns:wpi="http://schemas.microsoft.com/office/word/2010/wordprocessingInk" xmlns:wne="http://schemas.microsoft.com/office/word/2006/wordml" xmlns:wps="http://schemas.microsoft.com/office/word/2010/wordprocessingShape" mc:Ignorable="w14 w15 w16se wp14">
   <w:body>
     <w:p>
       <w:pPr>
@@ -308,7 +308,23 @@
           <w:sz w:val="28"/>
           <w:szCs w:val="28"/>
         </w:rPr>
-        <w:t>Roly Steeven Cedeño Menéndez</w:t>
+        <w:t xml:space="preserve">Roly </w:t>
+      </w:r>
+      <w:proofErr w:type="spellStart"/>
+      <w:r>
+        <w:rPr>
+          <w:sz w:val="28"/>
+          <w:szCs w:val="28"/>
+        </w:rPr>
+        <w:t>Steeven</w:t>
+      </w:r>
+      <w:proofErr w:type="spellEnd"/>
+      <w:r>
+        <w:rPr>
+          <w:sz w:val="28"/>
+          <w:szCs w:val="28"/>
+        </w:rPr>
+        <w:t xml:space="preserve"> Cedeño Menéndez</w:t>
       </w:r>
       <w:r>
         <w:rPr>
@@ -533,6 +549,13 @@
         </w:rPr>
         <w:t xml:space="preserve">: </w:t>
       </w:r>
+      <w:r>
+        <w:rPr>
+          <w:b/>
+          <w:bCs/>
+        </w:rPr>
+        <w:t>NIXON ALBERTO SALTOS CASTRO</w:t>
+      </w:r>
     </w:p>
     <w:p>
       <w:pPr>
@@ -553,6 +576,13 @@
         </w:rPr>
         <w:t>PARALELO:</w:t>
       </w:r>
+      <w:r>
+        <w:rPr>
+          <w:b/>
+          <w:bCs/>
+        </w:rPr>
+        <w:t xml:space="preserve"> A</w:t>
+      </w:r>
     </w:p>
     <w:p>
       <w:r>
@@ -576,6 +606,13 @@
         </w:rPr>
         <w:t>SEMESTRE:</w:t>
       </w:r>
+      <w:r>
+        <w:rPr>
+          <w:b/>
+          <w:bCs/>
+        </w:rPr>
+        <w:t xml:space="preserve"> QUINTO</w:t>
+      </w:r>
     </w:p>
     <w:p>
       <w:pPr>
@@ -595,6 +632,52 @@
           <w:bCs/>
         </w:rPr>
         <w:t>ACTIVIDAD:</w:t>
+      </w:r>
+      <w:r>
+        <w:rPr>
+          <w:b/>
+          <w:bCs/>
+        </w:rPr>
+        <w:t xml:space="preserve"> </w:t>
+      </w:r>
+      <w:r>
+        <w:rPr>
+          <w:b/>
+          <w:bCs/>
+        </w:rPr>
+        <w:t>Actividad #1: Estudio de Caso - Sistema de Gestión de Incidentes (</w:t>
+      </w:r>
+      <w:proofErr w:type="spellStart"/>
+      <w:r>
+        <w:rPr>
+          <w:b/>
+          <w:bCs/>
+        </w:rPr>
+        <w:t>Help</w:t>
+      </w:r>
+      <w:proofErr w:type="spellEnd"/>
+      <w:r>
+        <w:rPr>
+          <w:b/>
+          <w:bCs/>
+        </w:rPr>
+        <w:t xml:space="preserve"> </w:t>
+      </w:r>
+      <w:proofErr w:type="spellStart"/>
+      <w:r>
+        <w:rPr>
+          <w:b/>
+          <w:bCs/>
+        </w:rPr>
+        <w:t>Desk</w:t>
+      </w:r>
+      <w:proofErr w:type="spellEnd"/>
+      <w:r>
+        <w:rPr>
+          <w:b/>
+          <w:bCs/>
+        </w:rPr>
+        <w:t>)</w:t>
       </w:r>
     </w:p>
     <w:p>
@@ -738,7 +821,7 @@
               </wp:anchor>
             </w:drawing>
           </mc:Choice>
-          <mc:Fallback xmlns:w16sdtdh="http://schemas.microsoft.com/office/word/2020/wordml/sdtdatahash" xmlns:w16="http://schemas.microsoft.com/office/word/2018/wordml" xmlns:w16cex="http://schemas.microsoft.com/office/word/2018/wordml/cex">
+          <mc:Fallback xmlns:w16cex="http://schemas.microsoft.com/office/word/2018/wordml/cex" xmlns:w16="http://schemas.microsoft.com/office/word/2018/wordml" xmlns:w16sdtdh="http://schemas.microsoft.com/office/word/2020/wordml/sdtdatahash" xmlns:w16cid="http://schemas.microsoft.com/office/word/2016/wordml/cid" xmlns:am3d="http://schemas.microsoft.com/office/drawing/2017/model3d" xmlns:aink="http://schemas.microsoft.com/office/drawing/2016/ink" xmlns:cx8="http://schemas.microsoft.com/office/drawing/2016/5/14/chartex" xmlns:cx7="http://schemas.microsoft.com/office/drawing/2016/5/13/chartex" xmlns:cx6="http://schemas.microsoft.com/office/drawing/2016/5/12/chartex" xmlns:cx5="http://schemas.microsoft.com/office/drawing/2016/5/11/chartex" xmlns:cx4="http://schemas.microsoft.com/office/drawing/2016/5/10/chartex" xmlns:cx3="http://schemas.microsoft.com/office/drawing/2016/5/9/chartex" xmlns:cx2="http://schemas.microsoft.com/office/drawing/2015/10/21/chartex" xmlns:cx1="http://schemas.microsoft.com/office/drawing/2015/9/8/chartex">
             <w:pict>
               <v:rect w14:anchorId="7B6493F3" id="Rectángulo 16" o:spid="_x0000_s1026" style="position:absolute;margin-left:374.05pt;margin-top:14.15pt;width:425.25pt;height:3.6pt;z-index:251661312;visibility:visible;mso-wrap-style:square;mso-width-percent:0;mso-height-percent:0;mso-wrap-distance-left:9pt;mso-wrap-distance-top:0;mso-wrap-distance-right:9pt;mso-wrap-distance-bottom:0;mso-position-horizontal:right;mso-position-horizontal-relative:margin;mso-position-vertical:absolute;mso-position-vertical-relative:text;mso-width-percent:0;mso-height-percent:0;mso-width-relative:margin;mso-height-relative:margin;v-text-anchor:middle" o:gfxdata="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" fillcolor="#009640" stroked="f" strokeweight="1pt">
                 <v:fill color2="#93cd9e" rotate="t" angle="270" focus="47%" type="gradient"/>
@@ -807,8 +890,6 @@
         </w:rPr>
         <w:t>SEPTIEMBRE</w:t>
       </w:r>
-      <w:bookmarkStart w:id="0" w:name="_GoBack"/>
-      <w:bookmarkEnd w:id="0"/>
       <w:r>
         <w:rPr>
           <w:rFonts w:ascii="Arial" w:hAnsi="Arial" w:cs="Arial"/>
@@ -1022,7 +1103,7 @@
         <w:spacing w:line="360" w:lineRule="auto"/>
         <w:jc w:val="both"/>
         <w:rPr>
-          <w:rFonts w:ascii="Arial" w:hAnsi="Arial" w:cs="Arial"/>
+          <w:rFonts w:cstheme="minorHAnsi"/>
           <w:b/>
           <w:bCs/>
           <w:lang w:eastAsia="es-EC"/>
@@ -1030,76 +1111,335 @@
       </w:pPr>
       <w:r>
         <w:rPr>
-          <w:rFonts w:ascii="Arial" w:hAnsi="Arial" w:cs="Arial"/>
+          <w:rFonts w:cstheme="minorHAnsi"/>
           <w:b/>
           <w:bCs/>
           <w:lang w:eastAsia="es-EC"/>
         </w:rPr>
-        <w:t xml:space="preserve">Actividad # </w:t>
-      </w:r>
-      <w:r>
-        <w:rPr>
-          <w:rFonts w:ascii="Arial" w:hAnsi="Arial" w:cs="Arial"/>
-          <w:b/>
-          <w:bCs/>
-          <w:lang w:eastAsia="es-EC"/>
-        </w:rPr>
-        <w:t>________</w:t>
+        <w:t>Actividad # 1</w:t>
       </w:r>
     </w:p>
     <w:p>
       <w:pPr>
-        <w:widowControl w:val="0"/>
-        <w:pBdr>
-          <w:top w:val="nil"/>
-          <w:left w:val="nil"/>
-          <w:bottom w:val="nil"/>
-          <w:right w:val="nil"/>
-          <w:between w:val="nil"/>
-        </w:pBdr>
-        <w:spacing w:after="0" w:line="240" w:lineRule="auto"/>
-        <w:jc w:val="both"/>
-        <w:rPr>
-          <w:rFonts w:ascii="Arial" w:hAnsi="Arial" w:cs="Arial"/>
-          <w:i/>
-          <w:iCs/>
-          <w:sz w:val="20"/>
-          <w:szCs w:val="20"/>
-          <w:lang w:eastAsia="es-EC"/>
-        </w:rPr>
-      </w:pPr>
-      <w:r>
-        <w:rPr>
-          <w:rFonts w:ascii="Arial" w:hAnsi="Arial" w:cs="Arial"/>
-          <w:i/>
-          <w:iCs/>
-          <w:sz w:val="20"/>
-          <w:szCs w:val="20"/>
-          <w:lang w:eastAsia="es-EC"/>
-        </w:rPr>
-        <w:t>(Desarrollo de la actividad</w:t>
-      </w:r>
-      <w:r>
-        <w:rPr>
-          <w:rFonts w:ascii="Arial" w:hAnsi="Arial" w:cs="Arial"/>
-          <w:i/>
-          <w:iCs/>
-          <w:sz w:val="20"/>
-          <w:szCs w:val="20"/>
-          <w:lang w:eastAsia="es-EC"/>
-        </w:rPr>
-        <w:t xml:space="preserve"> propuesta</w:t>
-      </w:r>
-      <w:r>
-        <w:rPr>
-          <w:rFonts w:ascii="Arial" w:hAnsi="Arial" w:cs="Arial"/>
-          <w:i/>
-          <w:iCs/>
-          <w:sz w:val="20"/>
-          <w:szCs w:val="20"/>
-          <w:lang w:eastAsia="es-EC"/>
-        </w:rPr>
-        <w:t>)</w:t>
+        <w:rPr>
+          <w:rFonts w:cstheme="minorHAnsi"/>
+          <w:b/>
+          <w:bCs/>
+          <w:spacing w:val="-2"/>
+        </w:rPr>
+      </w:pPr>
+      <w:r>
+        <w:rPr>
+          <w:rFonts w:cstheme="minorHAnsi"/>
+          <w:b/>
+          <w:bCs/>
+        </w:rPr>
+        <w:t>Objetivo</w:t>
+      </w:r>
+      <w:r>
+        <w:rPr>
+          <w:rFonts w:cstheme="minorHAnsi"/>
+          <w:b/>
+          <w:bCs/>
+          <w:spacing w:val="-5"/>
+        </w:rPr>
+        <w:t xml:space="preserve"> </w:t>
+      </w:r>
+      <w:r>
+        <w:rPr>
+          <w:rFonts w:cstheme="minorHAnsi"/>
+          <w:b/>
+          <w:bCs/>
+        </w:rPr>
+        <w:t>de</w:t>
+      </w:r>
+      <w:r>
+        <w:rPr>
+          <w:rFonts w:cstheme="minorHAnsi"/>
+          <w:b/>
+          <w:bCs/>
+          <w:spacing w:val="-4"/>
+        </w:rPr>
+        <w:t xml:space="preserve"> </w:t>
+      </w:r>
+      <w:r>
+        <w:rPr>
+          <w:rFonts w:cstheme="minorHAnsi"/>
+          <w:b/>
+          <w:bCs/>
+        </w:rPr>
+        <w:t>la</w:t>
+      </w:r>
+      <w:r>
+        <w:rPr>
+          <w:rFonts w:cstheme="minorHAnsi"/>
+          <w:b/>
+          <w:bCs/>
+          <w:spacing w:val="-4"/>
+        </w:rPr>
+        <w:t xml:space="preserve"> </w:t>
+      </w:r>
+      <w:r>
+        <w:rPr>
+          <w:rFonts w:cstheme="minorHAnsi"/>
+          <w:b/>
+          <w:bCs/>
+          <w:spacing w:val="-2"/>
+        </w:rPr>
+        <w:t>tarea:</w:t>
+      </w:r>
+    </w:p>
+    <w:p>
+      <w:pPr>
+        <w:rPr>
+          <w:rFonts w:cstheme="minorHAnsi"/>
+        </w:rPr>
+      </w:pPr>
+      <w:r>
+        <w:rPr>
+          <w:rFonts w:cstheme="minorHAnsi"/>
+        </w:rPr>
+        <w:t>Diseñar la arquitectura lógica de un sistema de gestión de incidentes técnicos (</w:t>
+      </w:r>
+      <w:proofErr w:type="spellStart"/>
+      <w:r>
+        <w:rPr>
+          <w:rFonts w:cstheme="minorHAnsi"/>
+        </w:rPr>
+        <w:t>Help</w:t>
+      </w:r>
+      <w:proofErr w:type="spellEnd"/>
+      <w:r>
+        <w:rPr>
+          <w:rFonts w:cstheme="minorHAnsi"/>
+        </w:rPr>
+        <w:t xml:space="preserve"> </w:t>
+      </w:r>
+      <w:proofErr w:type="spellStart"/>
+      <w:r>
+        <w:rPr>
+          <w:rFonts w:cstheme="minorHAnsi"/>
+        </w:rPr>
+        <w:t>Desk</w:t>
+      </w:r>
+      <w:proofErr w:type="spellEnd"/>
+      <w:r>
+        <w:rPr>
+          <w:rFonts w:cstheme="minorHAnsi"/>
+        </w:rPr>
+        <w:t>) para</w:t>
+      </w:r>
+      <w:r>
+        <w:rPr>
+          <w:rFonts w:cstheme="minorHAnsi"/>
+        </w:rPr>
+        <w:t xml:space="preserve"> </w:t>
+      </w:r>
+      <w:r>
+        <w:rPr>
+          <w:rFonts w:cstheme="minorHAnsi"/>
+        </w:rPr>
+        <w:t>infraestructura de servidores que permita aplicar correctamente patrones de diseño de</w:t>
+      </w:r>
+      <w:r>
+        <w:rPr>
+          <w:rFonts w:cstheme="minorHAnsi"/>
+        </w:rPr>
+        <w:t xml:space="preserve"> </w:t>
+      </w:r>
+      <w:r>
+        <w:rPr>
+          <w:rFonts w:cstheme="minorHAnsi"/>
+        </w:rPr>
+        <w:t>software y flujos</w:t>
+      </w:r>
+      <w:r>
+        <w:rPr>
+          <w:rFonts w:cstheme="minorHAnsi"/>
+        </w:rPr>
+        <w:t xml:space="preserve"> </w:t>
+      </w:r>
+      <w:r>
+        <w:rPr>
+          <w:rFonts w:cstheme="minorHAnsi"/>
+        </w:rPr>
+        <w:t>de trabajo profesionales (</w:t>
+      </w:r>
+      <w:proofErr w:type="spellStart"/>
+      <w:r>
+        <w:rPr>
+          <w:rFonts w:cstheme="minorHAnsi"/>
+        </w:rPr>
+        <w:t>Gitflow</w:t>
+      </w:r>
+      <w:proofErr w:type="spellEnd"/>
+      <w:r>
+        <w:rPr>
+          <w:rFonts w:cstheme="minorHAnsi"/>
+        </w:rPr>
+        <w:t>), fortaleciendo la capacidad de análisis, abstracción y buenas prácticas</w:t>
+      </w:r>
+      <w:r>
+        <w:rPr>
+          <w:rFonts w:cstheme="minorHAnsi"/>
+        </w:rPr>
+        <w:t xml:space="preserve"> en el desarrollo de soluciones escalables, reutilizables y </w:t>
+      </w:r>
+      <w:proofErr w:type="spellStart"/>
+      <w:r>
+        <w:rPr>
+          <w:rFonts w:cstheme="minorHAnsi"/>
+        </w:rPr>
+        <w:t>mantenibles</w:t>
+      </w:r>
+      <w:proofErr w:type="spellEnd"/>
+      <w:r>
+        <w:rPr>
+          <w:rFonts w:cstheme="minorHAnsi"/>
+        </w:rPr>
+        <w:t xml:space="preserve"> de nivel profesional universitario.</w:t>
+      </w:r>
+    </w:p>
+    <w:p>
+      <w:pPr>
+        <w:rPr>
+          <w:rFonts w:cstheme="minorHAnsi"/>
+          <w:b/>
+          <w:bCs/>
+        </w:rPr>
+      </w:pPr>
+      <w:r>
+        <w:rPr>
+          <w:rFonts w:cstheme="minorHAnsi"/>
+          <w:b/>
+          <w:bCs/>
+        </w:rPr>
+        <w:t>Descripción de la Actividad</w:t>
+      </w:r>
+      <w:bookmarkStart w:id="0" w:name="_GoBack"/>
+      <w:bookmarkEnd w:id="0"/>
+    </w:p>
+    <w:p>
+      <w:pPr>
+        <w:rPr>
+          <w:rFonts w:cstheme="minorHAnsi"/>
+        </w:rPr>
+      </w:pPr>
+      <w:r>
+        <w:rPr>
+          <w:rFonts w:cstheme="minorHAnsi"/>
+        </w:rPr>
+        <w:t xml:space="preserve">El presente trabajo aborda el diseño integral de un sistema de </w:t>
+      </w:r>
+      <w:proofErr w:type="spellStart"/>
+      <w:r>
+        <w:rPr>
+          <w:rFonts w:cstheme="minorHAnsi"/>
+        </w:rPr>
+        <w:t>Help</w:t>
+      </w:r>
+      <w:proofErr w:type="spellEnd"/>
+      <w:r>
+        <w:rPr>
+          <w:rFonts w:cstheme="minorHAnsi"/>
+        </w:rPr>
+        <w:t xml:space="preserve"> </w:t>
+      </w:r>
+      <w:proofErr w:type="spellStart"/>
+      <w:r>
+        <w:rPr>
+          <w:rFonts w:cstheme="minorHAnsi"/>
+        </w:rPr>
+        <w:t>Desk</w:t>
+      </w:r>
+      <w:proofErr w:type="spellEnd"/>
+      <w:r>
+        <w:rPr>
+          <w:rFonts w:cstheme="minorHAnsi"/>
+        </w:rPr>
+        <w:t xml:space="preserve"> orientado específicamente a la mitigación y gestión de fallos dentro de un entorno crítico de Data Center. El sistema modelado permite la captura sistemática de incidentes organizados en tres áreas operativas fundamentales:</w:t>
+      </w:r>
+    </w:p>
+    <w:p>
+      <w:pPr>
+        <w:rPr>
+          <w:rFonts w:cstheme="minorHAnsi"/>
+        </w:rPr>
+      </w:pPr>
+      <w:r>
+        <w:rPr>
+          <w:rFonts w:cstheme="minorHAnsi"/>
+        </w:rPr>
+        <w:t>Infraestructura de Red, Hardware de Servidores y Sistemas de Software.</w:t>
+      </w:r>
+    </w:p>
+    <w:p>
+      <w:pPr>
+        <w:rPr>
+          <w:rFonts w:cstheme="minorHAnsi"/>
+        </w:rPr>
+      </w:pPr>
+      <w:r>
+        <w:rPr>
+          <w:rFonts w:cstheme="minorHAnsi"/>
+        </w:rPr>
+        <w:t>Para garantizar un estándar arquitectónico robusto, el diseño implementa un desacoplamiento estricto mediante la aplicación de tres patrones de diseño fundamentales (</w:t>
+      </w:r>
+      <w:proofErr w:type="spellStart"/>
+      <w:r>
+        <w:rPr>
+          <w:rFonts w:cstheme="minorHAnsi"/>
+        </w:rPr>
+        <w:t>Singleton</w:t>
+      </w:r>
+      <w:proofErr w:type="spellEnd"/>
+      <w:r>
+        <w:rPr>
+          <w:rFonts w:cstheme="minorHAnsi"/>
+        </w:rPr>
+        <w:t xml:space="preserve">, Factory </w:t>
+      </w:r>
+      <w:proofErr w:type="spellStart"/>
+      <w:r>
+        <w:rPr>
+          <w:rFonts w:cstheme="minorHAnsi"/>
+        </w:rPr>
+        <w:t>Method</w:t>
+      </w:r>
+      <w:proofErr w:type="spellEnd"/>
+      <w:r>
+        <w:rPr>
+          <w:rFonts w:cstheme="minorHAnsi"/>
+        </w:rPr>
+        <w:t xml:space="preserve"> y </w:t>
+      </w:r>
+      <w:proofErr w:type="spellStart"/>
+      <w:r>
+        <w:rPr>
+          <w:rFonts w:cstheme="minorHAnsi"/>
+        </w:rPr>
+        <w:t>Observer</w:t>
+      </w:r>
+      <w:proofErr w:type="spellEnd"/>
+      <w:r>
+        <w:rPr>
+          <w:rFonts w:cstheme="minorHAnsi"/>
+        </w:rPr>
+        <w:t xml:space="preserve">). Asimismo, la trazabilidad técnica y el versiona miento del proyecto están orquestados bajo el modelo profesional de ramificación </w:t>
+      </w:r>
+      <w:proofErr w:type="spellStart"/>
+      <w:r>
+        <w:rPr>
+          <w:rFonts w:cstheme="minorHAnsi"/>
+        </w:rPr>
+        <w:t>Gitflow</w:t>
+      </w:r>
+      <w:proofErr w:type="spellEnd"/>
+      <w:r>
+        <w:rPr>
+          <w:rFonts w:cstheme="minorHAnsi"/>
+        </w:rPr>
+        <w:t>, asegurando que el ciclo de vida del software posea una segregación clara entre las fases de desarrollo y producción.</w:t>
       </w:r>
     </w:p>
     <w:p>
@@ -1307,7 +1647,7 @@
 </file>
 
 <file path=word/endnotes.xml><?xml version="1.0" encoding="utf-8"?>
-<w:endnotes xmlns:wpc="http://schemas.microsoft.com/office/word/2010/wordprocessingCanvas" xmlns:cx="http://schemas.microsoft.com/office/drawing/2014/chartex" xmlns:cx1="http://schemas.microsoft.com/office/drawing/2015/9/8/chartex" xmlns:cx2="http://schemas.microsoft.com/office/drawing/2015/10/21/chartex" xmlns:cx3="http://schemas.microsoft.com/office/drawing/2016/5/9/chartex" xmlns:cx4="http://schemas.microsoft.com/office/drawing/2016/5/10/chartex" xmlns:cx5="http://schemas.microsoft.com/office/drawing/2016/5/11/chartex" xmlns:cx6="http://schemas.microsoft.com/office/drawing/2016/5/12/chartex" xmlns:cx7="http://schemas.microsoft.com/office/drawing/2016/5/13/chartex" xmlns:cx8="http://schemas.microsoft.com/office/drawing/2016/5/14/chartex" xmlns:mc="http://schemas.openxmlformats.org/markup-compatibility/2006" xmlns:aink="http://schemas.microsoft.com/office/drawing/2016/ink" xmlns:am3d="http://schemas.microsoft.com/office/drawing/2017/model3d" xmlns:o="urn:schemas-microsoft-com:office:office" xmlns:r="http://schemas.openxmlformats.org/officeDocument/2006/relationships" xmlns:m="http://schemas.openxmlformats.org/officeDocument/2006/math" xmlns:v="urn:schemas-microsoft-com:vml" xmlns:wp14="http://schemas.microsoft.com/office/word/2010/wordprocessingDrawing" xmlns:wp="http://schemas.openxmlformats.org/drawingml/2006/wordprocessingDrawing" xmlns:w10="urn:schemas-microsoft-com:office:word" xmlns:w="http://schemas.openxmlformats.org/wordprocessingml/2006/main" xmlns:w14="http://schemas.microsoft.com/office/word/2010/wordml" xmlns:w15="http://schemas.microsoft.com/office/word/2012/wordml" xmlns:w16cid="http://schemas.microsoft.com/office/word/2016/wordml/cid" xmlns:w16se="http://schemas.microsoft.com/office/word/2015/wordml/symex" xmlns:wpg="http://schemas.microsoft.com/office/word/2010/wordprocessingGroup" xmlns:wpi="http://schemas.microsoft.com/office/word/2010/wordprocessingInk" xmlns:wne="http://schemas.microsoft.com/office/word/2006/wordml" xmlns:wps="http://schemas.microsoft.com/office/word/2010/wordprocessingShape" mc:Ignorable="w14 w15 w16se w16cid wp14">
+<w:endnotes xmlns:wpc="http://schemas.microsoft.com/office/word/2010/wordprocessingCanvas" xmlns:cx="http://schemas.microsoft.com/office/drawing/2014/chartex" xmlns:mc="http://schemas.openxmlformats.org/markup-compatibility/2006" xmlns:o="urn:schemas-microsoft-com:office:office" xmlns:r="http://schemas.openxmlformats.org/officeDocument/2006/relationships" xmlns:m="http://schemas.openxmlformats.org/officeDocument/2006/math" xmlns:v="urn:schemas-microsoft-com:vml" xmlns:wp14="http://schemas.microsoft.com/office/word/2010/wordprocessingDrawing" xmlns:wp="http://schemas.openxmlformats.org/drawingml/2006/wordprocessingDrawing" xmlns:w10="urn:schemas-microsoft-com:office:word" xmlns:w="http://schemas.openxmlformats.org/wordprocessingml/2006/main" xmlns:w14="http://schemas.microsoft.com/office/word/2010/wordml" xmlns:w15="http://schemas.microsoft.com/office/word/2012/wordml" xmlns:w16se="http://schemas.microsoft.com/office/word/2015/wordml/symex" xmlns:wpg="http://schemas.microsoft.com/office/word/2010/wordprocessingGroup" xmlns:wpi="http://schemas.microsoft.com/office/word/2010/wordprocessingInk" xmlns:wne="http://schemas.microsoft.com/office/word/2006/wordml" xmlns:wps="http://schemas.microsoft.com/office/word/2010/wordprocessingShape" mc:Ignorable="w14 w15 w16se wp14">
   <w:endnote w:type="separator" w:id="-1">
     <w:p>
       <w:pPr>
@@ -1332,7 +1672,7 @@
 </file>
 
 <file path=word/footer1.xml><?xml version="1.0" encoding="utf-8"?>
-<w:ftr xmlns:wpc="http://schemas.microsoft.com/office/word/2010/wordprocessingCanvas" xmlns:cx="http://schemas.microsoft.com/office/drawing/2014/chartex" xmlns:cx1="http://schemas.microsoft.com/office/drawing/2015/9/8/chartex" xmlns:cx2="http://schemas.microsoft.com/office/drawing/2015/10/21/chartex" xmlns:cx3="http://schemas.microsoft.com/office/drawing/2016/5/9/chartex" xmlns:cx4="http://schemas.microsoft.com/office/drawing/2016/5/10/chartex" xmlns:cx5="http://schemas.microsoft.com/office/drawing/2016/5/11/chartex" xmlns:cx6="http://schemas.microsoft.com/office/drawing/2016/5/12/chartex" xmlns:cx7="http://schemas.microsoft.com/office/drawing/2016/5/13/chartex" xmlns:cx8="http://schemas.microsoft.com/office/drawing/2016/5/14/chartex" xmlns:mc="http://schemas.openxmlformats.org/markup-compatibility/2006" xmlns:aink="http://schemas.microsoft.com/office/drawing/2016/ink" xmlns:am3d="http://schemas.microsoft.com/office/drawing/2017/model3d" xmlns:o="urn:schemas-microsoft-com:office:office" xmlns:r="http://schemas.openxmlformats.org/officeDocument/2006/relationships" xmlns:m="http://schemas.openxmlformats.org/officeDocument/2006/math" xmlns:v="urn:schemas-microsoft-com:vml" xmlns:wp14="http://schemas.microsoft.com/office/word/2010/wordprocessingDrawing" xmlns:wp="http://schemas.openxmlformats.org/drawingml/2006/wordprocessingDrawing" xmlns:w10="urn:schemas-microsoft-com:office:word" xmlns:w="http://schemas.openxmlformats.org/wordprocessingml/2006/main" xmlns:w14="http://schemas.microsoft.com/office/word/2010/wordml" xmlns:w15="http://schemas.microsoft.com/office/word/2012/wordml" xmlns:w16cid="http://schemas.microsoft.com/office/word/2016/wordml/cid" xmlns:w16se="http://schemas.microsoft.com/office/word/2015/wordml/symex" xmlns:wpg="http://schemas.microsoft.com/office/word/2010/wordprocessingGroup" xmlns:wpi="http://schemas.microsoft.com/office/word/2010/wordprocessingInk" xmlns:wne="http://schemas.microsoft.com/office/word/2006/wordml" xmlns:wps="http://schemas.microsoft.com/office/word/2010/wordprocessingShape" mc:Ignorable="w14 w15 w16se w16cid wp14">
+<w:ftr xmlns:wpc="http://schemas.microsoft.com/office/word/2010/wordprocessingCanvas" xmlns:cx="http://schemas.microsoft.com/office/drawing/2014/chartex" xmlns:mc="http://schemas.openxmlformats.org/markup-compatibility/2006" xmlns:o="urn:schemas-microsoft-com:office:office" xmlns:r="http://schemas.openxmlformats.org/officeDocument/2006/relationships" xmlns:m="http://schemas.openxmlformats.org/officeDocument/2006/math" xmlns:v="urn:schemas-microsoft-com:vml" xmlns:wp14="http://schemas.microsoft.com/office/word/2010/wordprocessingDrawing" xmlns:wp="http://schemas.openxmlformats.org/drawingml/2006/wordprocessingDrawing" xmlns:w10="urn:schemas-microsoft-com:office:word" xmlns:w="http://schemas.openxmlformats.org/wordprocessingml/2006/main" xmlns:w14="http://schemas.microsoft.com/office/word/2010/wordml" xmlns:w15="http://schemas.microsoft.com/office/word/2012/wordml" xmlns:w16se="http://schemas.microsoft.com/office/word/2015/wordml/symex" xmlns:wpg="http://schemas.microsoft.com/office/word/2010/wordprocessingGroup" xmlns:wpi="http://schemas.microsoft.com/office/word/2010/wordprocessingInk" xmlns:wne="http://schemas.microsoft.com/office/word/2006/wordml" xmlns:wps="http://schemas.microsoft.com/office/word/2010/wordprocessingShape" mc:Ignorable="w14 w15 w16se wp14">
   <w:tbl>
     <w:tblPr>
       <w:tblW w:w="5000" w:type="pct"/>
@@ -1469,7 +1809,7 @@
               <w:szCs w:val="18"/>
               <w:lang w:val="es-ES"/>
             </w:rPr>
-            <w:t>5</w:t>
+            <w:t>3</w:t>
           </w:r>
           <w:r>
             <w:rPr>
@@ -1493,7 +1833,7 @@
 </file>
 
 <file path=word/footer2.xml><?xml version="1.0" encoding="utf-8"?>
-<w:ftr xmlns:wpc="http://schemas.microsoft.com/office/word/2010/wordprocessingCanvas" xmlns:cx="http://schemas.microsoft.com/office/drawing/2014/chartex" xmlns:cx1="http://schemas.microsoft.com/office/drawing/2015/9/8/chartex" xmlns:cx2="http://schemas.microsoft.com/office/drawing/2015/10/21/chartex" xmlns:cx3="http://schemas.microsoft.com/office/drawing/2016/5/9/chartex" xmlns:cx4="http://schemas.microsoft.com/office/drawing/2016/5/10/chartex" xmlns:cx5="http://schemas.microsoft.com/office/drawing/2016/5/11/chartex" xmlns:cx6="http://schemas.microsoft.com/office/drawing/2016/5/12/chartex" xmlns:cx7="http://schemas.microsoft.com/office/drawing/2016/5/13/chartex" xmlns:cx8="http://schemas.microsoft.com/office/drawing/2016/5/14/chartex" xmlns:mc="http://schemas.openxmlformats.org/markup-compatibility/2006" xmlns:aink="http://schemas.microsoft.com/office/drawing/2016/ink" xmlns:am3d="http://schemas.microsoft.com/office/drawing/2017/model3d" xmlns:o="urn:schemas-microsoft-com:office:office" xmlns:r="http://schemas.openxmlformats.org/officeDocument/2006/relationships" xmlns:m="http://schemas.openxmlformats.org/officeDocument/2006/math" xmlns:v="urn:schemas-microsoft-com:vml" xmlns:wp14="http://schemas.microsoft.com/office/word/2010/wordprocessingDrawing" xmlns:wp="http://schemas.openxmlformats.org/drawingml/2006/wordprocessingDrawing" xmlns:w10="urn:schemas-microsoft-com:office:word" xmlns:w="http://schemas.openxmlformats.org/wordprocessingml/2006/main" xmlns:w14="http://schemas.microsoft.com/office/word/2010/wordml" xmlns:w15="http://schemas.microsoft.com/office/word/2012/wordml" xmlns:w16cid="http://schemas.microsoft.com/office/word/2016/wordml/cid" xmlns:w16se="http://schemas.microsoft.com/office/word/2015/wordml/symex" xmlns:wpg="http://schemas.microsoft.com/office/word/2010/wordprocessingGroup" xmlns:wpi="http://schemas.microsoft.com/office/word/2010/wordprocessingInk" xmlns:wne="http://schemas.microsoft.com/office/word/2006/wordml" xmlns:wps="http://schemas.microsoft.com/office/word/2010/wordprocessingShape" mc:Ignorable="w14 w15 w16se w16cid wp14">
+<w:ftr xmlns:wpc="http://schemas.microsoft.com/office/word/2010/wordprocessingCanvas" xmlns:cx="http://schemas.microsoft.com/office/drawing/2014/chartex" xmlns:mc="http://schemas.openxmlformats.org/markup-compatibility/2006" xmlns:o="urn:schemas-microsoft-com:office:office" xmlns:r="http://schemas.openxmlformats.org/officeDocument/2006/relationships" xmlns:m="http://schemas.openxmlformats.org/officeDocument/2006/math" xmlns:v="urn:schemas-microsoft-com:vml" xmlns:wp14="http://schemas.microsoft.com/office/word/2010/wordprocessingDrawing" xmlns:wp="http://schemas.openxmlformats.org/drawingml/2006/wordprocessingDrawing" xmlns:w10="urn:schemas-microsoft-com:office:word" xmlns:w="http://schemas.openxmlformats.org/wordprocessingml/2006/main" xmlns:w14="http://schemas.microsoft.com/office/word/2010/wordml" xmlns:w15="http://schemas.microsoft.com/office/word/2012/wordml" xmlns:w16se="http://schemas.microsoft.com/office/word/2015/wordml/symex" xmlns:wpg="http://schemas.microsoft.com/office/word/2010/wordprocessingGroup" xmlns:wpi="http://schemas.microsoft.com/office/word/2010/wordprocessingInk" xmlns:wne="http://schemas.microsoft.com/office/word/2006/wordml" xmlns:wps="http://schemas.microsoft.com/office/word/2010/wordprocessingShape" mc:Ignorable="w14 w15 w16se wp14">
   <w:tbl>
     <w:tblPr>
       <w:tblW w:w="5000" w:type="pct"/>
@@ -1654,7 +1994,7 @@
 </file>
 
 <file path=word/footnotes.xml><?xml version="1.0" encoding="utf-8"?>
-<w:footnotes xmlns:wpc="http://schemas.microsoft.com/office/word/2010/wordprocessingCanvas" xmlns:cx="http://schemas.microsoft.com/office/drawing/2014/chartex" xmlns:cx1="http://schemas.microsoft.com/office/drawing/2015/9/8/chartex" xmlns:cx2="http://schemas.microsoft.com/office/drawing/2015/10/21/chartex" xmlns:cx3="http://schemas.microsoft.com/office/drawing/2016/5/9/chartex" xmlns:cx4="http://schemas.microsoft.com/office/drawing/2016/5/10/chartex" xmlns:cx5="http://schemas.microsoft.com/office/drawing/2016/5/11/chartex" xmlns:cx6="http://schemas.microsoft.com/office/drawing/2016/5/12/chartex" xmlns:cx7="http://schemas.microsoft.com/office/drawing/2016/5/13/chartex" xmlns:cx8="http://schemas.microsoft.com/office/drawing/2016/5/14/chartex" xmlns:mc="http://schemas.openxmlformats.org/markup-compatibility/2006" xmlns:aink="http://schemas.microsoft.com/office/drawing/2016/ink" xmlns:am3d="http://schemas.microsoft.com/office/drawing/2017/model3d" xmlns:o="urn:schemas-microsoft-com:office:office" xmlns:r="http://schemas.openxmlformats.org/officeDocument/2006/relationships" xmlns:m="http://schemas.openxmlformats.org/officeDocument/2006/math" xmlns:v="urn:schemas-microsoft-com:vml" xmlns:wp14="http://schemas.microsoft.com/office/word/2010/wordprocessingDrawing" xmlns:wp="http://schemas.openxmlformats.org/drawingml/2006/wordprocessingDrawing" xmlns:w10="urn:schemas-microsoft-com:office:word" xmlns:w="http://schemas.openxmlformats.org/wordprocessingml/2006/main" xmlns:w14="http://schemas.microsoft.com/office/word/2010/wordml" xmlns:w15="http://schemas.microsoft.com/office/word/2012/wordml" xmlns:w16cid="http://schemas.microsoft.com/office/word/2016/wordml/cid" xmlns:w16se="http://schemas.microsoft.com/office/word/2015/wordml/symex" xmlns:wpg="http://schemas.microsoft.com/office/word/2010/wordprocessingGroup" xmlns:wpi="http://schemas.microsoft.com/office/word/2010/wordprocessingInk" xmlns:wne="http://schemas.microsoft.com/office/word/2006/wordml" xmlns:wps="http://schemas.microsoft.com/office/word/2010/wordprocessingShape" mc:Ignorable="w14 w15 w16se w16cid wp14">
+<w:footnotes xmlns:wpc="http://schemas.microsoft.com/office/word/2010/wordprocessingCanvas" xmlns:cx="http://schemas.microsoft.com/office/drawing/2014/chartex" xmlns:mc="http://schemas.openxmlformats.org/markup-compatibility/2006" xmlns:o="urn:schemas-microsoft-com:office:office" xmlns:r="http://schemas.openxmlformats.org/officeDocument/2006/relationships" xmlns:m="http://schemas.openxmlformats.org/officeDocument/2006/math" xmlns:v="urn:schemas-microsoft-com:vml" xmlns:wp14="http://schemas.microsoft.com/office/word/2010/wordprocessingDrawing" xmlns:wp="http://schemas.openxmlformats.org/drawingml/2006/wordprocessingDrawing" xmlns:w10="urn:schemas-microsoft-com:office:word" xmlns:w="http://schemas.openxmlformats.org/wordprocessingml/2006/main" xmlns:w14="http://schemas.microsoft.com/office/word/2010/wordml" xmlns:w15="http://schemas.microsoft.com/office/word/2012/wordml" xmlns:w16se="http://schemas.microsoft.com/office/word/2015/wordml/symex" xmlns:wpg="http://schemas.microsoft.com/office/word/2010/wordprocessingGroup" xmlns:wpi="http://schemas.microsoft.com/office/word/2010/wordprocessingInk" xmlns:wne="http://schemas.microsoft.com/office/word/2006/wordml" xmlns:wps="http://schemas.microsoft.com/office/word/2010/wordprocessingShape" mc:Ignorable="w14 w15 w16se wp14">
   <w:footnote w:type="separator" w:id="-1">
     <w:p>
       <w:pPr>
@@ -1679,7 +2019,7 @@
 </file>
 
 <file path=word/header1.xml><?xml version="1.0" encoding="utf-8"?>
-<w:hdr xmlns:wpc="http://schemas.microsoft.com/office/word/2010/wordprocessingCanvas" xmlns:cx="http://schemas.microsoft.com/office/drawing/2014/chartex" xmlns:cx1="http://schemas.microsoft.com/office/drawing/2015/9/8/chartex" xmlns:cx2="http://schemas.microsoft.com/office/drawing/2015/10/21/chartex" xmlns:cx3="http://schemas.microsoft.com/office/drawing/2016/5/9/chartex" xmlns:cx4="http://schemas.microsoft.com/office/drawing/2016/5/10/chartex" xmlns:cx5="http://schemas.microsoft.com/office/drawing/2016/5/11/chartex" xmlns:cx6="http://schemas.microsoft.com/office/drawing/2016/5/12/chartex" xmlns:cx7="http://schemas.microsoft.com/office/drawing/2016/5/13/chartex" xmlns:cx8="http://schemas.microsoft.com/office/drawing/2016/5/14/chartex" xmlns:mc="http://schemas.openxmlformats.org/markup-compatibility/2006" xmlns:aink="http://schemas.microsoft.com/office/drawing/2016/ink" xmlns:am3d="http://schemas.microsoft.com/office/drawing/2017/model3d" xmlns:o="urn:schemas-microsoft-com:office:office" xmlns:r="http://schemas.openxmlformats.org/officeDocument/2006/relationships" xmlns:m="http://schemas.openxmlformats.org/officeDocument/2006/math" xmlns:v="urn:schemas-microsoft-com:vml" xmlns:wp14="http://schemas.microsoft.com/office/word/2010/wordprocessingDrawing" xmlns:wp="http://schemas.openxmlformats.org/drawingml/2006/wordprocessingDrawing" xmlns:w10="urn:schemas-microsoft-com:office:word" xmlns:w="http://schemas.openxmlformats.org/wordprocessingml/2006/main" xmlns:w14="http://schemas.microsoft.com/office/word/2010/wordml" xmlns:w15="http://schemas.microsoft.com/office/word/2012/wordml" xmlns:w16cid="http://schemas.microsoft.com/office/word/2016/wordml/cid" xmlns:w16se="http://schemas.microsoft.com/office/word/2015/wordml/symex" xmlns:wpg="http://schemas.microsoft.com/office/word/2010/wordprocessingGroup" xmlns:wpi="http://schemas.microsoft.com/office/word/2010/wordprocessingInk" xmlns:wne="http://schemas.microsoft.com/office/word/2006/wordml" xmlns:wps="http://schemas.microsoft.com/office/word/2010/wordprocessingShape" mc:Ignorable="w14 w15 w16se w16cid wp14">
+<w:hdr xmlns:wpc="http://schemas.microsoft.com/office/word/2010/wordprocessingCanvas" xmlns:cx="http://schemas.microsoft.com/office/drawing/2014/chartex" xmlns:mc="http://schemas.openxmlformats.org/markup-compatibility/2006" xmlns:o="urn:schemas-microsoft-com:office:office" xmlns:r="http://schemas.openxmlformats.org/officeDocument/2006/relationships" xmlns:m="http://schemas.openxmlformats.org/officeDocument/2006/math" xmlns:v="urn:schemas-microsoft-com:vml" xmlns:wp14="http://schemas.microsoft.com/office/word/2010/wordprocessingDrawing" xmlns:wp="http://schemas.openxmlformats.org/drawingml/2006/wordprocessingDrawing" xmlns:w10="urn:schemas-microsoft-com:office:word" xmlns:w="http://schemas.openxmlformats.org/wordprocessingml/2006/main" xmlns:w14="http://schemas.microsoft.com/office/word/2010/wordml" xmlns:w15="http://schemas.microsoft.com/office/word/2012/wordml" xmlns:w16se="http://schemas.microsoft.com/office/word/2015/wordml/symex" xmlns:wpg="http://schemas.microsoft.com/office/word/2010/wordprocessingGroup" xmlns:wpi="http://schemas.microsoft.com/office/word/2010/wordprocessingInk" xmlns:wne="http://schemas.microsoft.com/office/word/2006/wordml" xmlns:wps="http://schemas.microsoft.com/office/word/2010/wordprocessingShape" mc:Ignorable="w14 w15 w16se wp14">
   <w:tbl>
     <w:tblPr>
       <w:tblStyle w:val="1"/>
@@ -1729,6 +2069,7 @@
             <w:rPr>
               <w:noProof/>
               <w:color w:val="000000"/>
+              <w:lang w:val="en-US"/>
             </w:rPr>
             <w:drawing>
               <wp:inline distT="0" distB="0" distL="0" distR="0" wp14:anchorId="5B1AC694" wp14:editId="2D40F708">
@@ -1876,7 +2217,7 @@
 </file>
 
 <file path=word/header2.xml><?xml version="1.0" encoding="utf-8"?>
-<w:hdr xmlns:wpc="http://schemas.microsoft.com/office/word/2010/wordprocessingCanvas" xmlns:cx="http://schemas.microsoft.com/office/drawing/2014/chartex" xmlns:cx1="http://schemas.microsoft.com/office/drawing/2015/9/8/chartex" xmlns:cx2="http://schemas.microsoft.com/office/drawing/2015/10/21/chartex" xmlns:cx3="http://schemas.microsoft.com/office/drawing/2016/5/9/chartex" xmlns:cx4="http://schemas.microsoft.com/office/drawing/2016/5/10/chartex" xmlns:cx5="http://schemas.microsoft.com/office/drawing/2016/5/11/chartex" xmlns:cx6="http://schemas.microsoft.com/office/drawing/2016/5/12/chartex" xmlns:cx7="http://schemas.microsoft.com/office/drawing/2016/5/13/chartex" xmlns:cx8="http://schemas.microsoft.com/office/drawing/2016/5/14/chartex" xmlns:mc="http://schemas.openxmlformats.org/markup-compatibility/2006" xmlns:aink="http://schemas.microsoft.com/office/drawing/2016/ink" xmlns:am3d="http://schemas.microsoft.com/office/drawing/2017/model3d" xmlns:o="urn:schemas-microsoft-com:office:office" xmlns:r="http://schemas.openxmlformats.org/officeDocument/2006/relationships" xmlns:m="http://schemas.openxmlformats.org/officeDocument/2006/math" xmlns:v="urn:schemas-microsoft-com:vml" xmlns:wp14="http://schemas.microsoft.com/office/word/2010/wordprocessingDrawing" xmlns:wp="http://schemas.openxmlformats.org/drawingml/2006/wordprocessingDrawing" xmlns:w10="urn:schemas-microsoft-com:office:word" xmlns:w="http://schemas.openxmlformats.org/wordprocessingml/2006/main" xmlns:w14="http://schemas.microsoft.com/office/word/2010/wordml" xmlns:w15="http://schemas.microsoft.com/office/word/2012/wordml" xmlns:w16cid="http://schemas.microsoft.com/office/word/2016/wordml/cid" xmlns:w16se="http://schemas.microsoft.com/office/word/2015/wordml/symex" xmlns:wpg="http://schemas.microsoft.com/office/word/2010/wordprocessingGroup" xmlns:wpi="http://schemas.microsoft.com/office/word/2010/wordprocessingInk" xmlns:wne="http://schemas.microsoft.com/office/word/2006/wordml" xmlns:wps="http://schemas.microsoft.com/office/word/2010/wordprocessingShape" mc:Ignorable="w14 w15 w16se w16cid wp14">
+<w:hdr xmlns:wpc="http://schemas.microsoft.com/office/word/2010/wordprocessingCanvas" xmlns:cx="http://schemas.microsoft.com/office/drawing/2014/chartex" xmlns:mc="http://schemas.openxmlformats.org/markup-compatibility/2006" xmlns:o="urn:schemas-microsoft-com:office:office" xmlns:r="http://schemas.openxmlformats.org/officeDocument/2006/relationships" xmlns:m="http://schemas.openxmlformats.org/officeDocument/2006/math" xmlns:v="urn:schemas-microsoft-com:vml" xmlns:wp14="http://schemas.microsoft.com/office/word/2010/wordprocessingDrawing" xmlns:wp="http://schemas.openxmlformats.org/drawingml/2006/wordprocessingDrawing" xmlns:w10="urn:schemas-microsoft-com:office:word" xmlns:w="http://schemas.openxmlformats.org/wordprocessingml/2006/main" xmlns:w14="http://schemas.microsoft.com/office/word/2010/wordml" xmlns:w15="http://schemas.microsoft.com/office/word/2012/wordml" xmlns:w16se="http://schemas.microsoft.com/office/word/2015/wordml/symex" xmlns:wpg="http://schemas.microsoft.com/office/word/2010/wordprocessingGroup" xmlns:wpi="http://schemas.microsoft.com/office/word/2010/wordprocessingInk" xmlns:wne="http://schemas.microsoft.com/office/word/2006/wordml" xmlns:wps="http://schemas.microsoft.com/office/word/2010/wordprocessingShape" mc:Ignorable="w14 w15 w16se wp14">
   <w:p>
     <w:pPr>
       <w:pStyle w:val="Encabezado"/>
@@ -1951,7 +2292,7 @@
 </file>
 
 <file path=word/header3.xml><?xml version="1.0" encoding="utf-8"?>
-<w:hdr xmlns:wpc="http://schemas.microsoft.com/office/word/2010/wordprocessingCanvas" xmlns:cx="http://schemas.microsoft.com/office/drawing/2014/chartex" xmlns:cx1="http://schemas.microsoft.com/office/drawing/2015/9/8/chartex" xmlns:cx2="http://schemas.microsoft.com/office/drawing/2015/10/21/chartex" xmlns:cx3="http://schemas.microsoft.com/office/drawing/2016/5/9/chartex" xmlns:cx4="http://schemas.microsoft.com/office/drawing/2016/5/10/chartex" xmlns:cx5="http://schemas.microsoft.com/office/drawing/2016/5/11/chartex" xmlns:cx6="http://schemas.microsoft.com/office/drawing/2016/5/12/chartex" xmlns:cx7="http://schemas.microsoft.com/office/drawing/2016/5/13/chartex" xmlns:cx8="http://schemas.microsoft.com/office/drawing/2016/5/14/chartex" xmlns:mc="http://schemas.openxmlformats.org/markup-compatibility/2006" xmlns:aink="http://schemas.microsoft.com/office/drawing/2016/ink" xmlns:am3d="http://schemas.microsoft.com/office/drawing/2017/model3d" xmlns:o="urn:schemas-microsoft-com:office:office" xmlns:r="http://schemas.openxmlformats.org/officeDocument/2006/relationships" xmlns:m="http://schemas.openxmlformats.org/officeDocument/2006/math" xmlns:v="urn:schemas-microsoft-com:vml" xmlns:wp14="http://schemas.microsoft.com/office/word/2010/wordprocessingDrawing" xmlns:wp="http://schemas.openxmlformats.org/drawingml/2006/wordprocessingDrawing" xmlns:w10="urn:schemas-microsoft-com:office:word" xmlns:w="http://schemas.openxmlformats.org/wordprocessingml/2006/main" xmlns:w14="http://schemas.microsoft.com/office/word/2010/wordml" xmlns:w15="http://schemas.microsoft.com/office/word/2012/wordml" xmlns:w16cid="http://schemas.microsoft.com/office/word/2016/wordml/cid" xmlns:w16se="http://schemas.microsoft.com/office/word/2015/wordml/symex" xmlns:wpg="http://schemas.microsoft.com/office/word/2010/wordprocessingGroup" xmlns:wpi="http://schemas.microsoft.com/office/word/2010/wordprocessingInk" xmlns:wne="http://schemas.microsoft.com/office/word/2006/wordml" xmlns:wps="http://schemas.microsoft.com/office/word/2010/wordprocessingShape" mc:Ignorable="w14 w15 w16se w16cid wp14">
+<w:hdr xmlns:wpc="http://schemas.microsoft.com/office/word/2010/wordprocessingCanvas" xmlns:cx="http://schemas.microsoft.com/office/drawing/2014/chartex" xmlns:mc="http://schemas.openxmlformats.org/markup-compatibility/2006" xmlns:o="urn:schemas-microsoft-com:office:office" xmlns:r="http://schemas.openxmlformats.org/officeDocument/2006/relationships" xmlns:m="http://schemas.openxmlformats.org/officeDocument/2006/math" xmlns:v="urn:schemas-microsoft-com:vml" xmlns:wp14="http://schemas.microsoft.com/office/word/2010/wordprocessingDrawing" xmlns:wp="http://schemas.openxmlformats.org/drawingml/2006/wordprocessingDrawing" xmlns:w10="urn:schemas-microsoft-com:office:word" xmlns:w="http://schemas.openxmlformats.org/wordprocessingml/2006/main" xmlns:w14="http://schemas.microsoft.com/office/word/2010/wordml" xmlns:w15="http://schemas.microsoft.com/office/word/2012/wordml" xmlns:w16se="http://schemas.microsoft.com/office/word/2015/wordml/symex" xmlns:wpg="http://schemas.microsoft.com/office/word/2010/wordprocessingGroup" xmlns:wpi="http://schemas.microsoft.com/office/word/2010/wordprocessingInk" xmlns:wne="http://schemas.microsoft.com/office/word/2006/wordml" xmlns:wps="http://schemas.microsoft.com/office/word/2010/wordprocessingShape" mc:Ignorable="w14 w15 w16se wp14">
   <w:tbl>
     <w:tblPr>
       <w:tblStyle w:val="1"/>
@@ -2001,6 +2342,7 @@
             <w:rPr>
               <w:noProof/>
               <w:color w:val="000000"/>
+              <w:lang w:val="en-US"/>
             </w:rPr>
             <w:drawing>
               <wp:inline distT="0" distB="0" distL="0" distR="0" wp14:anchorId="558DFBB3" wp14:editId="42FDF3FE">
@@ -2148,7 +2490,7 @@
 </file>
 
 <file path=word/numbering.xml><?xml version="1.0" encoding="utf-8"?>
-<w:numbering xmlns:wpc="http://schemas.microsoft.com/office/word/2010/wordprocessingCanvas" xmlns:cx="http://schemas.microsoft.com/office/drawing/2014/chartex" xmlns:cx1="http://schemas.microsoft.com/office/drawing/2015/9/8/chartex" xmlns:cx2="http://schemas.microsoft.com/office/drawing/2015/10/21/chartex" xmlns:cx3="http://schemas.microsoft.com/office/drawing/2016/5/9/chartex" xmlns:cx4="http://schemas.microsoft.com/office/drawing/2016/5/10/chartex" xmlns:cx5="http://schemas.microsoft.com/office/drawing/2016/5/11/chartex" xmlns:cx6="http://schemas.microsoft.com/office/drawing/2016/5/12/chartex" xmlns:cx7="http://schemas.microsoft.com/office/drawing/2016/5/13/chartex" xmlns:cx8="http://schemas.microsoft.com/office/drawing/2016/5/14/chartex" xmlns:mc="http://schemas.openxmlformats.org/markup-compatibility/2006" xmlns:aink="http://schemas.microsoft.com/office/drawing/2016/ink" xmlns:am3d="http://schemas.microsoft.com/office/drawing/2017/model3d" xmlns:o="urn:schemas-microsoft-com:office:office" xmlns:r="http://schemas.openxmlformats.org/officeDocument/2006/relationships" xmlns:m="http://schemas.openxmlformats.org/officeDocument/2006/math" xmlns:v="urn:schemas-microsoft-com:vml" xmlns:wp14="http://schemas.microsoft.com/office/word/2010/wordprocessingDrawing" xmlns:wp="http://schemas.openxmlformats.org/drawingml/2006/wordprocessingDrawing" xmlns:w10="urn:schemas-microsoft-com:office:word" xmlns:w="http://schemas.openxmlformats.org/wordprocessingml/2006/main" xmlns:w14="http://schemas.microsoft.com/office/word/2010/wordml" xmlns:w15="http://schemas.microsoft.com/office/word/2012/wordml" xmlns:w16cid="http://schemas.microsoft.com/office/word/2016/wordml/cid" xmlns:w16se="http://schemas.microsoft.com/office/word/2015/wordml/symex" xmlns:wpg="http://schemas.microsoft.com/office/word/2010/wordprocessingGroup" xmlns:wpi="http://schemas.microsoft.com/office/word/2010/wordprocessingInk" xmlns:wne="http://schemas.microsoft.com/office/word/2006/wordml" xmlns:wps="http://schemas.microsoft.com/office/word/2010/wordprocessingShape" mc:Ignorable="w14 w15 w16se w16cid wp14">
+<w:numbering xmlns:wpc="http://schemas.microsoft.com/office/word/2010/wordprocessingCanvas" xmlns:cx="http://schemas.microsoft.com/office/drawing/2014/chartex" xmlns:mc="http://schemas.openxmlformats.org/markup-compatibility/2006" xmlns:o="urn:schemas-microsoft-com:office:office" xmlns:r="http://schemas.openxmlformats.org/officeDocument/2006/relationships" xmlns:m="http://schemas.openxmlformats.org/officeDocument/2006/math" xmlns:v="urn:schemas-microsoft-com:vml" xmlns:wp14="http://schemas.microsoft.com/office/word/2010/wordprocessingDrawing" xmlns:wp="http://schemas.openxmlformats.org/drawingml/2006/wordprocessingDrawing" xmlns:w10="urn:schemas-microsoft-com:office:word" xmlns:w="http://schemas.openxmlformats.org/wordprocessingml/2006/main" xmlns:w14="http://schemas.microsoft.com/office/word/2010/wordml" xmlns:w15="http://schemas.microsoft.com/office/word/2012/wordml" xmlns:w16se="http://schemas.microsoft.com/office/word/2015/wordml/symex" xmlns:wpg="http://schemas.microsoft.com/office/word/2010/wordprocessingGroup" xmlns:wpi="http://schemas.microsoft.com/office/word/2010/wordprocessingInk" xmlns:wne="http://schemas.microsoft.com/office/word/2006/wordml" xmlns:wps="http://schemas.microsoft.com/office/word/2010/wordprocessingShape" mc:Ignorable="w14 w15 w16se wp14">
   <w:numPicBullet w:numPicBulletId="0">
     <w:pict>
       <v:shapetype id="_x0000_t75" coordsize="21600,21600" o:spt="75" o:preferrelative="t" path="m@4@5l@4@11@9@11@9@5xe" filled="f" stroked="f">
@@ -2170,7 +2512,7 @@
         <v:path o:extrusionok="f" gradientshapeok="t" o:connecttype="rect"/>
         <o:lock v:ext="edit" aspectratio="t"/>
       </v:shapetype>
-      <v:shape id="_x0000_i1027" type="#_x0000_t75" style="width:11.25pt;height:11.25pt" o:bullet="t">
+      <v:shape id="_x0000_i1028" type="#_x0000_t75" style="width:11.4pt;height:11.4pt" o:bullet="t">
         <v:imagedata r:id="rId1" o:title="mso3E28"/>
       </v:shape>
     </w:pict>
@@ -4717,7 +5059,7 @@
 </file>
 
 <file path=word/styles.xml><?xml version="1.0" encoding="utf-8"?>
-<w:styles xmlns:mc="http://schemas.openxmlformats.org/markup-compatibility/2006" xmlns:r="http://schemas.openxmlformats.org/officeDocument/2006/relationships" xmlns:w="http://schemas.openxmlformats.org/wordprocessingml/2006/main" xmlns:w14="http://schemas.microsoft.com/office/word/2010/wordml" xmlns:w15="http://schemas.microsoft.com/office/word/2012/wordml" xmlns:w16cid="http://schemas.microsoft.com/office/word/2016/wordml/cid" xmlns:w16se="http://schemas.microsoft.com/office/word/2015/wordml/symex" mc:Ignorable="w14 w15 w16se w16cid">
+<w:styles xmlns:mc="http://schemas.openxmlformats.org/markup-compatibility/2006" xmlns:r="http://schemas.openxmlformats.org/officeDocument/2006/relationships" xmlns:w="http://schemas.openxmlformats.org/wordprocessingml/2006/main" xmlns:w14="http://schemas.microsoft.com/office/word/2010/wordml" xmlns:w15="http://schemas.microsoft.com/office/word/2012/wordml" xmlns:w16se="http://schemas.microsoft.com/office/word/2015/wordml/symex" mc:Ignorable="w14 w15 w16se">
   <w:docDefaults>
     <w:rPrDefault>
       <w:rPr>
@@ -4733,7 +5075,7 @@
       </w:pPr>
     </w:pPrDefault>
   </w:docDefaults>
-  <w:latentStyles w:defLockedState="0" w:defUIPriority="99" w:defSemiHidden="0" w:defUnhideWhenUsed="0" w:defQFormat="0" w:count="375">
+  <w:latentStyles w:defLockedState="0" w:defUIPriority="99" w:defSemiHidden="0" w:defUnhideWhenUsed="0" w:defQFormat="0" w:count="371">
     <w:lsdException w:name="Normal" w:uiPriority="0" w:qFormat="1"/>
     <w:lsdException w:name="heading 1" w:uiPriority="9" w:qFormat="1"/>
     <w:lsdException w:name="heading 2" w:semiHidden="1" w:uiPriority="9" w:unhideWhenUsed="1" w:qFormat="1"/>
@@ -5105,10 +5447,6 @@
     <w:lsdException w:name="List Table 5 Dark Accent 6" w:uiPriority="50"/>
     <w:lsdException w:name="List Table 6 Colorful Accent 6" w:uiPriority="51"/>
     <w:lsdException w:name="List Table 7 Colorful Accent 6" w:uiPriority="52"/>
-    <w:lsdException w:name="Mention" w:semiHidden="1" w:unhideWhenUsed="1"/>
-    <w:lsdException w:name="Smart Hyperlink" w:semiHidden="1" w:unhideWhenUsed="1"/>
-    <w:lsdException w:name="Hashtag" w:semiHidden="1" w:unhideWhenUsed="1"/>
-    <w:lsdException w:name="Unresolved Mention" w:semiHidden="1" w:unhideWhenUsed="1"/>
   </w:latentStyles>
   <w:style w:type="paragraph" w:default="1" w:styleId="Normal">
     <w:name w:val="Normal"/>
@@ -5986,7 +6324,7 @@
 </file>
 
 <file path=customXml/itemProps1.xml><?xml version="1.0" encoding="utf-8"?>
-<ds:datastoreItem xmlns:ds="http://schemas.openxmlformats.org/officeDocument/2006/customXml" ds:itemID="{D9E36EB3-478D-4CDA-A55D-379463D8CF0B}">
+<ds:datastoreItem xmlns:ds="http://schemas.openxmlformats.org/officeDocument/2006/customXml" ds:itemID="{01D68265-732C-453A-9DDE-D5E68F762671}">
   <ds:schemaRefs>
     <ds:schemaRef ds:uri="http://schemas.openxmlformats.org/officeDocument/2006/bibliography"/>
   </ds:schemaRefs>

--- a/Actividad_1_Nixon_Saltos.docx
+++ b/Actividad_1_Nixon_Saltos.docx
@@ -1316,131 +1316,691 @@
         </w:rPr>
         <w:t>Descripción de la Actividad</w:t>
       </w:r>
+    </w:p>
+    <w:p>
+      <w:pPr>
+        <w:rPr>
+          <w:rFonts w:cstheme="minorHAnsi"/>
+        </w:rPr>
+      </w:pPr>
+      <w:r>
+        <w:rPr>
+          <w:rFonts w:cstheme="minorHAnsi"/>
+        </w:rPr>
+        <w:t xml:space="preserve">El presente trabajo aborda el diseño integral de un sistema de </w:t>
+      </w:r>
+      <w:proofErr w:type="spellStart"/>
+      <w:r>
+        <w:rPr>
+          <w:rFonts w:cstheme="minorHAnsi"/>
+        </w:rPr>
+        <w:t>Help</w:t>
+      </w:r>
+      <w:proofErr w:type="spellEnd"/>
+      <w:r>
+        <w:rPr>
+          <w:rFonts w:cstheme="minorHAnsi"/>
+        </w:rPr>
+        <w:t xml:space="preserve"> </w:t>
+      </w:r>
+      <w:proofErr w:type="spellStart"/>
+      <w:r>
+        <w:rPr>
+          <w:rFonts w:cstheme="minorHAnsi"/>
+        </w:rPr>
+        <w:t>Desk</w:t>
+      </w:r>
+      <w:proofErr w:type="spellEnd"/>
+      <w:r>
+        <w:rPr>
+          <w:rFonts w:cstheme="minorHAnsi"/>
+        </w:rPr>
+        <w:t xml:space="preserve"> orientado específicamente a la mitigación y gestión de fallos dentro de un entorno crítico de Data Center. El sistema modelado permite la captura sistemática de incidentes organizados en tres áreas operativas fundamentales:</w:t>
+      </w:r>
+    </w:p>
+    <w:p>
+      <w:pPr>
+        <w:rPr>
+          <w:rFonts w:cstheme="minorHAnsi"/>
+        </w:rPr>
+      </w:pPr>
+      <w:r>
+        <w:rPr>
+          <w:rFonts w:cstheme="minorHAnsi"/>
+        </w:rPr>
+        <w:t>Infraestructura de Red, Hardware de Servidores y Sistemas de Software.</w:t>
+      </w:r>
+    </w:p>
+    <w:p>
+      <w:pPr>
+        <w:rPr>
+          <w:rFonts w:cstheme="minorHAnsi"/>
+        </w:rPr>
+      </w:pPr>
+      <w:r>
+        <w:rPr>
+          <w:rFonts w:cstheme="minorHAnsi"/>
+        </w:rPr>
+        <w:t>Para garantizar un estándar arquitectónico robusto, el diseño implementa un desacoplamiento estricto mediante la aplicación de tres patrones de diseño fundamentales (</w:t>
+      </w:r>
+      <w:proofErr w:type="spellStart"/>
+      <w:r>
+        <w:rPr>
+          <w:rFonts w:cstheme="minorHAnsi"/>
+        </w:rPr>
+        <w:t>Singleton</w:t>
+      </w:r>
+      <w:proofErr w:type="spellEnd"/>
+      <w:r>
+        <w:rPr>
+          <w:rFonts w:cstheme="minorHAnsi"/>
+        </w:rPr>
+        <w:t xml:space="preserve">, Factory </w:t>
+      </w:r>
+      <w:proofErr w:type="spellStart"/>
+      <w:r>
+        <w:rPr>
+          <w:rFonts w:cstheme="minorHAnsi"/>
+        </w:rPr>
+        <w:t>Method</w:t>
+      </w:r>
+      <w:proofErr w:type="spellEnd"/>
+      <w:r>
+        <w:rPr>
+          <w:rFonts w:cstheme="minorHAnsi"/>
+        </w:rPr>
+        <w:t xml:space="preserve"> y </w:t>
+      </w:r>
+      <w:proofErr w:type="spellStart"/>
+      <w:r>
+        <w:rPr>
+          <w:rFonts w:cstheme="minorHAnsi"/>
+        </w:rPr>
+        <w:t>Observer</w:t>
+      </w:r>
+      <w:proofErr w:type="spellEnd"/>
+      <w:r>
+        <w:rPr>
+          <w:rFonts w:cstheme="minorHAnsi"/>
+        </w:rPr>
+        <w:t xml:space="preserve">). Asimismo, la trazabilidad técnica y el versiona miento del proyecto están orquestados bajo el modelo profesional de ramificación </w:t>
+      </w:r>
+      <w:proofErr w:type="spellStart"/>
+      <w:r>
+        <w:rPr>
+          <w:rFonts w:cstheme="minorHAnsi"/>
+        </w:rPr>
+        <w:t>Gitflow</w:t>
+      </w:r>
+      <w:proofErr w:type="spellEnd"/>
+      <w:r>
+        <w:rPr>
+          <w:rFonts w:cstheme="minorHAnsi"/>
+        </w:rPr>
+        <w:t>, asegurando que el ciclo de vida del software posea una segregación clara entre las fases de desarrollo y producción.</w:t>
+      </w:r>
+    </w:p>
+    <w:p>
+      <w:pPr>
+        <w:rPr>
+          <w:rFonts w:cstheme="minorHAnsi"/>
+          <w:b/>
+          <w:bCs/>
+        </w:rPr>
+      </w:pPr>
+      <w:r>
+        <w:rPr>
+          <w:rFonts w:cstheme="minorHAnsi"/>
+          <w:b/>
+          <w:bCs/>
+        </w:rPr>
+        <w:t>Análisis del Sistema e Interacciones de TI</w:t>
+      </w:r>
+    </w:p>
+    <w:p>
+      <w:pPr>
+        <w:pStyle w:val="Sinespaciado"/>
+        <w:spacing w:line="360" w:lineRule="auto"/>
+        <w:jc w:val="both"/>
+        <w:rPr>
+          <w:rFonts w:cstheme="minorHAnsi"/>
+          <w:b/>
+          <w:bCs/>
+          <w:lang w:eastAsia="es-EC"/>
+        </w:rPr>
+      </w:pPr>
+      <w:r>
+        <w:rPr>
+          <w:rFonts w:cstheme="minorHAnsi"/>
+          <w:b/>
+          <w:bCs/>
+          <w:lang w:eastAsia="es-EC"/>
+        </w:rPr>
+        <w:t>Actores Principales del Ecosistema:</w:t>
+      </w:r>
+    </w:p>
+    <w:p>
+      <w:pPr>
+        <w:pStyle w:val="Sinespaciado"/>
+        <w:numPr>
+          <w:ilvl w:val="0"/>
+          <w:numId w:val="22"/>
+        </w:numPr>
+        <w:spacing w:line="360" w:lineRule="auto"/>
+        <w:jc w:val="both"/>
+        <w:rPr>
+          <w:rFonts w:cstheme="minorHAnsi"/>
+          <w:lang w:eastAsia="es-EC"/>
+        </w:rPr>
+      </w:pPr>
+      <w:r>
+        <w:rPr>
+          <w:rFonts w:cstheme="minorHAnsi"/>
+          <w:lang w:eastAsia="es-EC"/>
+        </w:rPr>
+        <w:t>Usuario Final (Personal Operativo del Data Center): Actor que detecta e introduce la anomalía en el sistema, proveyendo los datos descriptivos y de impacto inicial.</w:t>
+      </w:r>
+    </w:p>
+    <w:p>
+      <w:pPr>
+        <w:pStyle w:val="Sinespaciado"/>
+        <w:numPr>
+          <w:ilvl w:val="0"/>
+          <w:numId w:val="22"/>
+        </w:numPr>
+        <w:spacing w:line="360" w:lineRule="auto"/>
+        <w:jc w:val="both"/>
+        <w:rPr>
+          <w:rFonts w:cstheme="minorHAnsi"/>
+          <w:lang w:eastAsia="es-EC"/>
+        </w:rPr>
+      </w:pPr>
+      <w:r>
+        <w:rPr>
+          <w:rFonts w:cstheme="minorHAnsi"/>
+          <w:lang w:eastAsia="es-EC"/>
+        </w:rPr>
+        <w:t>Técnico de Soporte Especializado: Profesional asignado según el área técnica del fallo, encargado del diagnóstico, solución y actualización del ciclo de vida del ticket.</w:t>
+      </w:r>
+    </w:p>
+    <w:p>
+      <w:pPr>
+        <w:pStyle w:val="Sinespaciado"/>
+        <w:numPr>
+          <w:ilvl w:val="0"/>
+          <w:numId w:val="22"/>
+        </w:numPr>
+        <w:spacing w:line="360" w:lineRule="auto"/>
+        <w:jc w:val="both"/>
+        <w:rPr>
+          <w:rFonts w:cstheme="minorHAnsi"/>
+          <w:lang w:eastAsia="es-EC"/>
+        </w:rPr>
+      </w:pPr>
+      <w:r>
+        <w:rPr>
+          <w:rFonts w:cstheme="minorHAnsi"/>
+          <w:lang w:eastAsia="es-EC"/>
+        </w:rPr>
+        <w:t>Administrador de Sistemas: Supervisor general que posee facultades para auditar la asignación de recursos, reclasificar incidentes y vigilar métricas globales de resolución.</w:t>
+      </w:r>
+    </w:p>
+    <w:p>
+      <w:pPr>
+        <w:rPr>
+          <w:rFonts w:cstheme="minorHAnsi"/>
+          <w:b/>
+          <w:bCs/>
+          <w:lang w:eastAsia="es-EC"/>
+        </w:rPr>
+      </w:pPr>
+      <w:r>
+        <w:rPr>
+          <w:rFonts w:cstheme="minorHAnsi"/>
+          <w:b/>
+          <w:bCs/>
+          <w:lang w:eastAsia="es-EC"/>
+        </w:rPr>
+        <w:t>Requerimientos Clave:</w:t>
+      </w:r>
+    </w:p>
+    <w:p>
+      <w:pPr>
+        <w:pStyle w:val="Prrafodelista"/>
+        <w:numPr>
+          <w:ilvl w:val="0"/>
+          <w:numId w:val="23"/>
+        </w:numPr>
+        <w:rPr>
+          <w:rFonts w:cstheme="minorHAnsi"/>
+          <w:lang w:eastAsia="es-EC"/>
+        </w:rPr>
+      </w:pPr>
+      <w:r>
+        <w:rPr>
+          <w:rFonts w:cstheme="minorHAnsi"/>
+          <w:lang w:eastAsia="es-EC"/>
+        </w:rPr>
+        <w:t>Funcionales: Creación unificada de tickets de soporte, categorización algorítmica/automatizada de los fallos (Red, Hardware, Software), asignación dinámica de personal idóneo y gestión de estados de resolución (Abierto, En Proceso, Resuelto).</w:t>
+      </w:r>
+    </w:p>
+    <w:p>
+      <w:pPr>
+        <w:pStyle w:val="Prrafodelista"/>
+        <w:numPr>
+          <w:ilvl w:val="0"/>
+          <w:numId w:val="23"/>
+        </w:numPr>
+        <w:rPr>
+          <w:rFonts w:cstheme="minorHAnsi"/>
+          <w:lang w:eastAsia="es-EC"/>
+        </w:rPr>
+      </w:pPr>
+      <w:r>
+        <w:rPr>
+          <w:rFonts w:cstheme="minorHAnsi"/>
+          <w:lang w:eastAsia="es-EC"/>
+        </w:rPr>
+        <w:t>No Funcionales: Escalabilidad vertical de los módulos de atención, alta mantenibilidad mediante apego a principios SOLID, y total trazabilidad de cambios a través del historial estructurado de versiones.</w:t>
+      </w:r>
+    </w:p>
+    <w:p>
+      <w:pPr>
+        <w:rPr>
+          <w:rFonts w:cstheme="minorHAnsi"/>
+          <w:b/>
+          <w:bCs/>
+          <w:lang w:eastAsia="es-EC"/>
+        </w:rPr>
+      </w:pPr>
+      <w:r>
+        <w:rPr>
+          <w:rFonts w:cstheme="minorHAnsi"/>
+          <w:b/>
+          <w:bCs/>
+          <w:lang w:eastAsia="es-EC"/>
+        </w:rPr>
+        <w:t>Arquitectura y Aplicación de Patrones de Diseño</w:t>
+      </w:r>
+    </w:p>
+    <w:p>
+      <w:pPr>
+        <w:rPr>
+          <w:rFonts w:cstheme="minorHAnsi"/>
+          <w:b/>
+          <w:bCs/>
+          <w:lang w:eastAsia="es-EC"/>
+        </w:rPr>
+      </w:pPr>
+      <w:r>
+        <w:rPr>
+          <w:rFonts w:cstheme="minorHAnsi"/>
+          <w:b/>
+          <w:bCs/>
+          <w:lang w:eastAsia="es-EC"/>
+        </w:rPr>
+        <w:t xml:space="preserve">Patrón </w:t>
+      </w:r>
+      <w:proofErr w:type="spellStart"/>
+      <w:r>
+        <w:rPr>
+          <w:rFonts w:cstheme="minorHAnsi"/>
+          <w:b/>
+          <w:bCs/>
+          <w:lang w:eastAsia="es-EC"/>
+        </w:rPr>
+        <w:t>Singleton</w:t>
+      </w:r>
+      <w:proofErr w:type="spellEnd"/>
+      <w:r>
+        <w:rPr>
+          <w:rFonts w:cstheme="minorHAnsi"/>
+          <w:b/>
+          <w:bCs/>
+          <w:lang w:eastAsia="es-EC"/>
+        </w:rPr>
+        <w:t xml:space="preserve"> (Motor Central del Sistema)</w:t>
+      </w:r>
+    </w:p>
+    <w:p>
+      <w:pPr>
+        <w:rPr>
+          <w:rFonts w:cstheme="minorHAnsi"/>
+          <w:lang w:eastAsia="es-EC"/>
+        </w:rPr>
+      </w:pPr>
+      <w:r>
+        <w:rPr>
+          <w:rFonts w:cstheme="minorHAnsi"/>
+          <w:lang w:eastAsia="es-EC"/>
+        </w:rPr>
+        <w:lastRenderedPageBreak/>
+        <w:t>Garantiza de forma absoluta que una clase determinada posea una única instancia global dentro del ciclo de vida de la aplicación, proporcionando simultáneamente un punto de acceso unificado y controlado a dicha instancia.</w:t>
+      </w:r>
+    </w:p>
+    <w:p>
+      <w:pPr>
+        <w:rPr>
+          <w:rFonts w:cstheme="minorHAnsi"/>
+          <w:lang w:eastAsia="es-EC"/>
+        </w:rPr>
+      </w:pPr>
+      <w:r>
+        <w:rPr>
+          <w:rFonts w:cstheme="minorHAnsi"/>
+          <w:i/>
+          <w:iCs/>
+          <w:lang w:eastAsia="es-EC"/>
+        </w:rPr>
+        <w:t>Justificación Técnica y Solución al Problema</w:t>
+      </w:r>
+      <w:r>
+        <w:rPr>
+          <w:rFonts w:cstheme="minorHAnsi"/>
+          <w:lang w:eastAsia="es-EC"/>
+        </w:rPr>
+        <w:t xml:space="preserve">: En un Data Center, múltiples usuarios e ingenieros generan reportes de incidentes en tiempo real. Si existieran múltiples instancias del motor de base de datos de tickets o del gestor principal, se originarían condiciones de carrera, inconsistencias de memoria y duplicidad de folios de tickets. La elección de </w:t>
+      </w:r>
+      <w:proofErr w:type="spellStart"/>
+      <w:r>
+        <w:rPr>
+          <w:rFonts w:cstheme="minorHAnsi"/>
+          <w:lang w:eastAsia="es-EC"/>
+        </w:rPr>
+        <w:t>Singleton</w:t>
+      </w:r>
+      <w:proofErr w:type="spellEnd"/>
+      <w:r>
+        <w:rPr>
+          <w:rFonts w:cstheme="minorHAnsi"/>
+          <w:lang w:eastAsia="es-EC"/>
+        </w:rPr>
+        <w:t xml:space="preserve"> para la clase </w:t>
+      </w:r>
+      <w:proofErr w:type="spellStart"/>
+      <w:r>
+        <w:rPr>
+          <w:rFonts w:cstheme="minorHAnsi"/>
+          <w:lang w:eastAsia="es-EC"/>
+        </w:rPr>
+        <w:t>GestorTickets</w:t>
+      </w:r>
+      <w:proofErr w:type="spellEnd"/>
+      <w:r>
+        <w:rPr>
+          <w:rFonts w:cstheme="minorHAnsi"/>
+          <w:lang w:eastAsia="es-EC"/>
+        </w:rPr>
+        <w:t xml:space="preserve"> centraliza las listas de datos en memoria, asegurando consistencia atómica absoluta.</w:t>
+      </w:r>
+    </w:p>
+    <w:p>
+      <w:pPr>
+        <w:rPr>
+          <w:rFonts w:cstheme="minorHAnsi"/>
+          <w:b/>
+          <w:bCs/>
+          <w:lang w:eastAsia="es-EC"/>
+        </w:rPr>
+      </w:pPr>
+      <w:r>
+        <w:rPr>
+          <w:rFonts w:cstheme="minorHAnsi"/>
+          <w:b/>
+          <w:bCs/>
+          <w:lang w:eastAsia="es-EC"/>
+        </w:rPr>
+        <w:t xml:space="preserve">Patrón Factory </w:t>
+      </w:r>
+      <w:proofErr w:type="spellStart"/>
+      <w:r>
+        <w:rPr>
+          <w:rFonts w:cstheme="minorHAnsi"/>
+          <w:b/>
+          <w:bCs/>
+          <w:lang w:eastAsia="es-EC"/>
+        </w:rPr>
+        <w:t>Method</w:t>
+      </w:r>
+      <w:proofErr w:type="spellEnd"/>
+      <w:r>
+        <w:rPr>
+          <w:rFonts w:cstheme="minorHAnsi"/>
+          <w:b/>
+          <w:bCs/>
+          <w:lang w:eastAsia="es-EC"/>
+        </w:rPr>
+        <w:t xml:space="preserve"> (Creación de Incidentes por Área)</w:t>
+      </w:r>
+    </w:p>
+    <w:p>
+      <w:pPr>
+        <w:rPr>
+          <w:rFonts w:cstheme="minorHAnsi"/>
+          <w:lang w:eastAsia="es-EC"/>
+        </w:rPr>
+      </w:pPr>
+      <w:r>
+        <w:rPr>
+          <w:rFonts w:cstheme="minorHAnsi"/>
+          <w:lang w:eastAsia="es-EC"/>
+        </w:rPr>
+        <w:t>Define una interfaz o clase abstracta para la creación de un objeto, delegando a las subclases derivadas la decisión de qué clase concreta instanciar en tiempo de ejecución.</w:t>
+      </w:r>
+    </w:p>
+    <w:p>
+      <w:pPr>
+        <w:rPr>
+          <w:rFonts w:cstheme="minorHAnsi"/>
+          <w:lang w:eastAsia="es-EC"/>
+        </w:rPr>
+      </w:pPr>
+      <w:r>
+        <w:rPr>
+          <w:rFonts w:cstheme="minorHAnsi"/>
+          <w:i/>
+          <w:iCs/>
+          <w:lang w:eastAsia="es-EC"/>
+        </w:rPr>
+        <w:t>Justificación Técnica y Solución al Problema:</w:t>
+      </w:r>
+      <w:r>
+        <w:rPr>
+          <w:rFonts w:cstheme="minorHAnsi"/>
+          <w:lang w:eastAsia="es-EC"/>
+        </w:rPr>
+        <w:t xml:space="preserve"> Cada tipo de incidente en el Data Center requiere parámetros de atención y flujos de mitigación totalmente dispares (un fallo de Red implica </w:t>
+      </w:r>
+      <w:proofErr w:type="spellStart"/>
+      <w:r>
+        <w:rPr>
+          <w:rFonts w:cstheme="minorHAnsi"/>
+          <w:lang w:eastAsia="es-EC"/>
+        </w:rPr>
+        <w:t>reenrutamiento</w:t>
+      </w:r>
+      <w:proofErr w:type="spellEnd"/>
+      <w:r>
+        <w:rPr>
+          <w:rFonts w:cstheme="minorHAnsi"/>
+          <w:lang w:eastAsia="es-EC"/>
+        </w:rPr>
+        <w:t xml:space="preserve"> OSPF/BGP; un fallo de Hardware requiere sustitución de módulos RAM/Discos </w:t>
+      </w:r>
+      <w:proofErr w:type="spellStart"/>
+      <w:r>
+        <w:rPr>
+          <w:rFonts w:cstheme="minorHAnsi"/>
+          <w:lang w:eastAsia="es-EC"/>
+        </w:rPr>
+        <w:t>NVMe</w:t>
+      </w:r>
+      <w:proofErr w:type="spellEnd"/>
+      <w:r>
+        <w:rPr>
+          <w:rFonts w:cstheme="minorHAnsi"/>
+          <w:lang w:eastAsia="es-EC"/>
+        </w:rPr>
+        <w:t>). Utilizar condicionales anidados (</w:t>
+      </w:r>
+      <w:proofErr w:type="spellStart"/>
+      <w:r>
+        <w:rPr>
+          <w:rFonts w:cstheme="minorHAnsi"/>
+          <w:lang w:eastAsia="es-EC"/>
+        </w:rPr>
+        <w:t>if</w:t>
+      </w:r>
+      <w:proofErr w:type="spellEnd"/>
+      <w:r>
+        <w:rPr>
+          <w:rFonts w:cstheme="minorHAnsi"/>
+          <w:lang w:eastAsia="es-EC"/>
+        </w:rPr>
+        <w:t>/</w:t>
+      </w:r>
+      <w:proofErr w:type="spellStart"/>
+      <w:r>
+        <w:rPr>
+          <w:rFonts w:cstheme="minorHAnsi"/>
+          <w:lang w:eastAsia="es-EC"/>
+        </w:rPr>
+        <w:t>else</w:t>
+      </w:r>
+      <w:proofErr w:type="spellEnd"/>
+      <w:r>
+        <w:rPr>
+          <w:rFonts w:cstheme="minorHAnsi"/>
+          <w:lang w:eastAsia="es-EC"/>
+        </w:rPr>
+        <w:t xml:space="preserve">) para instanciar estos objetos viola gravemente el principio de Abierto/Cerrado (SOLID). </w:t>
+      </w:r>
+      <w:proofErr w:type="spellStart"/>
+      <w:r>
+        <w:rPr>
+          <w:rFonts w:cstheme="minorHAnsi"/>
+          <w:lang w:eastAsia="es-EC"/>
+        </w:rPr>
+        <w:t>IncidenteFactory</w:t>
+      </w:r>
+      <w:proofErr w:type="spellEnd"/>
+      <w:r>
+        <w:rPr>
+          <w:rFonts w:cstheme="minorHAnsi"/>
+          <w:lang w:eastAsia="es-EC"/>
+        </w:rPr>
+        <w:t xml:space="preserve"> encapsula la lógica de creación, permitiendo añadir nuevas tipologías de incidentes (por ejemplo, Fallos de Energía) sin alterar el código cliente existente.</w:t>
+      </w:r>
+    </w:p>
+    <w:p>
+      <w:pPr>
+        <w:rPr>
+          <w:rFonts w:cstheme="minorHAnsi"/>
+          <w:b/>
+          <w:bCs/>
+          <w:lang w:eastAsia="es-EC"/>
+        </w:rPr>
+      </w:pPr>
+      <w:r>
+        <w:rPr>
+          <w:rFonts w:cstheme="minorHAnsi"/>
+          <w:b/>
+          <w:bCs/>
+          <w:lang w:eastAsia="es-EC"/>
+        </w:rPr>
+        <w:t xml:space="preserve">Patrón </w:t>
+      </w:r>
+      <w:proofErr w:type="spellStart"/>
+      <w:r>
+        <w:rPr>
+          <w:rFonts w:cstheme="minorHAnsi"/>
+          <w:b/>
+          <w:bCs/>
+          <w:lang w:eastAsia="es-EC"/>
+        </w:rPr>
+        <w:t>Observer</w:t>
+      </w:r>
+      <w:proofErr w:type="spellEnd"/>
+      <w:r>
+        <w:rPr>
+          <w:rFonts w:cstheme="minorHAnsi"/>
+          <w:b/>
+          <w:bCs/>
+          <w:lang w:eastAsia="es-EC"/>
+        </w:rPr>
+        <w:t xml:space="preserve"> (Sistema de Notificación Reactiva)</w:t>
+      </w:r>
+    </w:p>
+    <w:p>
+      <w:pPr>
+        <w:rPr>
+          <w:rFonts w:cstheme="minorHAnsi"/>
+          <w:lang w:eastAsia="es-EC"/>
+        </w:rPr>
+      </w:pPr>
+      <w:r>
+        <w:rPr>
+          <w:rFonts w:cstheme="minorHAnsi"/>
+          <w:lang w:eastAsia="es-EC"/>
+        </w:rPr>
+        <w:t>Define una relación de dependencia de uno a muchos entre objetos, de modo que cuando el objeto principal (Sujeto) cambie su estado, todos sus dependientes (Observadores) sean notificados y actualizados de forma automática.</w:t>
+      </w:r>
+    </w:p>
+    <w:p>
+      <w:pPr>
+        <w:rPr>
+          <w:rFonts w:cstheme="minorHAnsi"/>
+          <w:lang w:eastAsia="es-EC"/>
+        </w:rPr>
+      </w:pPr>
+      <w:r>
+        <w:rPr>
+          <w:rFonts w:cstheme="minorHAnsi"/>
+          <w:lang w:eastAsia="es-EC"/>
+        </w:rPr>
+        <w:t>Justificación Técnica y Solución al Problema: Los técnicos de soporte necesitan conocer de inmediato cuándo se les asigna un ticket o cuándo ocurre una variación crítica de urgencia. Un modelo síncrono basado en consultas repetitivas (</w:t>
+      </w:r>
+      <w:proofErr w:type="spellStart"/>
+      <w:r>
+        <w:rPr>
+          <w:rFonts w:cstheme="minorHAnsi"/>
+          <w:lang w:eastAsia="es-EC"/>
+        </w:rPr>
+        <w:t>polling</w:t>
+      </w:r>
+      <w:proofErr w:type="spellEnd"/>
+      <w:r>
+        <w:rPr>
+          <w:rFonts w:cstheme="minorHAnsi"/>
+          <w:lang w:eastAsia="es-EC"/>
+        </w:rPr>
+        <w:t xml:space="preserve">) sobrecargaría el servidor innecesariamente. Al implementar </w:t>
+      </w:r>
+      <w:proofErr w:type="spellStart"/>
+      <w:r>
+        <w:rPr>
+          <w:rFonts w:cstheme="minorHAnsi"/>
+          <w:lang w:eastAsia="es-EC"/>
+        </w:rPr>
+        <w:t>Observer</w:t>
+      </w:r>
+      <w:proofErr w:type="spellEnd"/>
+      <w:r>
+        <w:rPr>
+          <w:rFonts w:cstheme="minorHAnsi"/>
+          <w:lang w:eastAsia="es-EC"/>
+        </w:rPr>
+        <w:t>, el canal de notificaciones actúa de forma reactiva: tan pronto como un ticket muta su propiedad estado, el sistema automáticamente despacha la alerta a los ingenieros de soporte suscritos al área afectada, garantizando un tiempo de respuesta óptimo.</w:t>
+      </w:r>
+    </w:p>
+    <w:p>
+      <w:pPr>
+        <w:rPr>
+          <w:rFonts w:cstheme="minorHAnsi"/>
+        </w:rPr>
+      </w:pPr>
       <w:bookmarkStart w:id="0" w:name="_GoBack"/>
       <w:bookmarkEnd w:id="0"/>
-    </w:p>
-    <w:p>
-      <w:pPr>
-        <w:rPr>
-          <w:rFonts w:cstheme="minorHAnsi"/>
-        </w:rPr>
-      </w:pPr>
-      <w:r>
-        <w:rPr>
-          <w:rFonts w:cstheme="minorHAnsi"/>
-        </w:rPr>
-        <w:t xml:space="preserve">El presente trabajo aborda el diseño integral de un sistema de </w:t>
-      </w:r>
-      <w:proofErr w:type="spellStart"/>
-      <w:r>
-        <w:rPr>
-          <w:rFonts w:cstheme="minorHAnsi"/>
-        </w:rPr>
-        <w:t>Help</w:t>
-      </w:r>
-      <w:proofErr w:type="spellEnd"/>
-      <w:r>
-        <w:rPr>
-          <w:rFonts w:cstheme="minorHAnsi"/>
-        </w:rPr>
-        <w:t xml:space="preserve"> </w:t>
-      </w:r>
-      <w:proofErr w:type="spellStart"/>
-      <w:r>
-        <w:rPr>
-          <w:rFonts w:cstheme="minorHAnsi"/>
-        </w:rPr>
-        <w:t>Desk</w:t>
-      </w:r>
-      <w:proofErr w:type="spellEnd"/>
-      <w:r>
-        <w:rPr>
-          <w:rFonts w:cstheme="minorHAnsi"/>
-        </w:rPr>
-        <w:t xml:space="preserve"> orientado específicamente a la mitigación y gestión de fallos dentro de un entorno crítico de Data Center. El sistema modelado permite la captura sistemática de incidentes organizados en tres áreas operativas fundamentales:</w:t>
-      </w:r>
-    </w:p>
-    <w:p>
-      <w:pPr>
-        <w:rPr>
-          <w:rFonts w:cstheme="minorHAnsi"/>
-        </w:rPr>
-      </w:pPr>
-      <w:r>
-        <w:rPr>
-          <w:rFonts w:cstheme="minorHAnsi"/>
-        </w:rPr>
-        <w:t>Infraestructura de Red, Hardware de Servidores y Sistemas de Software.</w:t>
-      </w:r>
-    </w:p>
-    <w:p>
-      <w:pPr>
-        <w:rPr>
-          <w:rFonts w:cstheme="minorHAnsi"/>
-        </w:rPr>
-      </w:pPr>
-      <w:r>
-        <w:rPr>
-          <w:rFonts w:cstheme="minorHAnsi"/>
-        </w:rPr>
-        <w:t>Para garantizar un estándar arquitectónico robusto, el diseño implementa un desacoplamiento estricto mediante la aplicación de tres patrones de diseño fundamentales (</w:t>
-      </w:r>
-      <w:proofErr w:type="spellStart"/>
-      <w:r>
-        <w:rPr>
-          <w:rFonts w:cstheme="minorHAnsi"/>
-        </w:rPr>
-        <w:t>Singleton</w:t>
-      </w:r>
-      <w:proofErr w:type="spellEnd"/>
-      <w:r>
-        <w:rPr>
-          <w:rFonts w:cstheme="minorHAnsi"/>
-        </w:rPr>
-        <w:t xml:space="preserve">, Factory </w:t>
-      </w:r>
-      <w:proofErr w:type="spellStart"/>
-      <w:r>
-        <w:rPr>
-          <w:rFonts w:cstheme="minorHAnsi"/>
-        </w:rPr>
-        <w:t>Method</w:t>
-      </w:r>
-      <w:proofErr w:type="spellEnd"/>
-      <w:r>
-        <w:rPr>
-          <w:rFonts w:cstheme="minorHAnsi"/>
-        </w:rPr>
-        <w:t xml:space="preserve"> y </w:t>
-      </w:r>
-      <w:proofErr w:type="spellStart"/>
-      <w:r>
-        <w:rPr>
-          <w:rFonts w:cstheme="minorHAnsi"/>
-        </w:rPr>
-        <w:t>Observer</w:t>
-      </w:r>
-      <w:proofErr w:type="spellEnd"/>
-      <w:r>
-        <w:rPr>
-          <w:rFonts w:cstheme="minorHAnsi"/>
-        </w:rPr>
-        <w:t xml:space="preserve">). Asimismo, la trazabilidad técnica y el versiona miento del proyecto están orquestados bajo el modelo profesional de ramificación </w:t>
-      </w:r>
-      <w:proofErr w:type="spellStart"/>
-      <w:r>
-        <w:rPr>
-          <w:rFonts w:cstheme="minorHAnsi"/>
-        </w:rPr>
-        <w:t>Gitflow</w:t>
-      </w:r>
-      <w:proofErr w:type="spellEnd"/>
-      <w:r>
-        <w:rPr>
-          <w:rFonts w:cstheme="minorHAnsi"/>
-        </w:rPr>
-        <w:t>, asegurando que el ciclo de vida del software posea una segregación clara entre las fases de desarrollo y producción.</w:t>
-      </w:r>
     </w:p>
     <w:p>
       <w:pPr>
@@ -1809,7 +2369,7 @@
               <w:szCs w:val="18"/>
               <w:lang w:val="es-ES"/>
             </w:rPr>
-            <w:t>3</w:t>
+            <w:t>4</w:t>
           </w:r>
           <w:r>
             <w:rPr>
@@ -2512,7 +3072,7 @@
         <v:path o:extrusionok="f" gradientshapeok="t" o:connecttype="rect"/>
         <o:lock v:ext="edit" aspectratio="t"/>
       </v:shapetype>
-      <v:shape id="_x0000_i1028" type="#_x0000_t75" style="width:11.4pt;height:11.4pt" o:bullet="t">
+      <v:shape id="_x0000_i1029" type="#_x0000_t75" style="width:11.4pt;height:11.4pt" o:bullet="t">
         <v:imagedata r:id="rId1" o:title="mso3E28"/>
       </v:shape>
     </w:pict>
@@ -2859,6 +3419,119 @@
     </w:lvl>
   </w:abstractNum>
   <w:abstractNum w:abstractNumId="3" w15:restartNumberingAfterBreak="0">
+    <w:nsid w:val="1BB5211E"/>
+    <w:multiLevelType w:val="hybridMultilevel"/>
+    <w:tmpl w:val="8D022874"/>
+    <w:lvl w:ilvl="0" w:tplc="300A0001">
+      <w:start w:val="1"/>
+      <w:numFmt w:val="bullet"/>
+      <w:lvlText w:val=""/>
+      <w:lvlJc w:val="left"/>
+      <w:pPr>
+        <w:ind w:left="720" w:hanging="360"/>
+      </w:pPr>
+      <w:rPr>
+        <w:rFonts w:ascii="Symbol" w:hAnsi="Symbol" w:hint="default"/>
+      </w:rPr>
+    </w:lvl>
+    <w:lvl w:ilvl="1" w:tplc="300A0003" w:tentative="1">
+      <w:start w:val="1"/>
+      <w:numFmt w:val="bullet"/>
+      <w:lvlText w:val="o"/>
+      <w:lvlJc w:val="left"/>
+      <w:pPr>
+        <w:ind w:left="1440" w:hanging="360"/>
+      </w:pPr>
+      <w:rPr>
+        <w:rFonts w:ascii="Courier New" w:hAnsi="Courier New" w:cs="Courier New" w:hint="default"/>
+      </w:rPr>
+    </w:lvl>
+    <w:lvl w:ilvl="2" w:tplc="300A0005" w:tentative="1">
+      <w:start w:val="1"/>
+      <w:numFmt w:val="bullet"/>
+      <w:lvlText w:val=""/>
+      <w:lvlJc w:val="left"/>
+      <w:pPr>
+        <w:ind w:left="2160" w:hanging="360"/>
+      </w:pPr>
+      <w:rPr>
+        <w:rFonts w:ascii="Wingdings" w:hAnsi="Wingdings" w:hint="default"/>
+      </w:rPr>
+    </w:lvl>
+    <w:lvl w:ilvl="3" w:tplc="300A0001" w:tentative="1">
+      <w:start w:val="1"/>
+      <w:numFmt w:val="bullet"/>
+      <w:lvlText w:val=""/>
+      <w:lvlJc w:val="left"/>
+      <w:pPr>
+        <w:ind w:left="2880" w:hanging="360"/>
+      </w:pPr>
+      <w:rPr>
+        <w:rFonts w:ascii="Symbol" w:hAnsi="Symbol" w:hint="default"/>
+      </w:rPr>
+    </w:lvl>
+    <w:lvl w:ilvl="4" w:tplc="300A0003" w:tentative="1">
+      <w:start w:val="1"/>
+      <w:numFmt w:val="bullet"/>
+      <w:lvlText w:val="o"/>
+      <w:lvlJc w:val="left"/>
+      <w:pPr>
+        <w:ind w:left="3600" w:hanging="360"/>
+      </w:pPr>
+      <w:rPr>
+        <w:rFonts w:ascii="Courier New" w:hAnsi="Courier New" w:cs="Courier New" w:hint="default"/>
+      </w:rPr>
+    </w:lvl>
+    <w:lvl w:ilvl="5" w:tplc="300A0005" w:tentative="1">
+      <w:start w:val="1"/>
+      <w:numFmt w:val="bullet"/>
+      <w:lvlText w:val=""/>
+      <w:lvlJc w:val="left"/>
+      <w:pPr>
+        <w:ind w:left="4320" w:hanging="360"/>
+      </w:pPr>
+      <w:rPr>
+        <w:rFonts w:ascii="Wingdings" w:hAnsi="Wingdings" w:hint="default"/>
+      </w:rPr>
+    </w:lvl>
+    <w:lvl w:ilvl="6" w:tplc="300A0001" w:tentative="1">
+      <w:start w:val="1"/>
+      <w:numFmt w:val="bullet"/>
+      <w:lvlText w:val=""/>
+      <w:lvlJc w:val="left"/>
+      <w:pPr>
+        <w:ind w:left="5040" w:hanging="360"/>
+      </w:pPr>
+      <w:rPr>
+        <w:rFonts w:ascii="Symbol" w:hAnsi="Symbol" w:hint="default"/>
+      </w:rPr>
+    </w:lvl>
+    <w:lvl w:ilvl="7" w:tplc="300A0003" w:tentative="1">
+      <w:start w:val="1"/>
+      <w:numFmt w:val="bullet"/>
+      <w:lvlText w:val="o"/>
+      <w:lvlJc w:val="left"/>
+      <w:pPr>
+        <w:ind w:left="5760" w:hanging="360"/>
+      </w:pPr>
+      <w:rPr>
+        <w:rFonts w:ascii="Courier New" w:hAnsi="Courier New" w:cs="Courier New" w:hint="default"/>
+      </w:rPr>
+    </w:lvl>
+    <w:lvl w:ilvl="8" w:tplc="300A0005" w:tentative="1">
+      <w:start w:val="1"/>
+      <w:numFmt w:val="bullet"/>
+      <w:lvlText w:val=""/>
+      <w:lvlJc w:val="left"/>
+      <w:pPr>
+        <w:ind w:left="6480" w:hanging="360"/>
+      </w:pPr>
+      <w:rPr>
+        <w:rFonts w:ascii="Wingdings" w:hAnsi="Wingdings" w:hint="default"/>
+      </w:rPr>
+    </w:lvl>
+  </w:abstractNum>
+  <w:abstractNum w:abstractNumId="4" w15:restartNumberingAfterBreak="0">
     <w:nsid w:val="25D101E3"/>
     <w:multiLevelType w:val="hybridMultilevel"/>
     <w:tmpl w:val="1E9CC514"/>
@@ -2971,7 +3644,7 @@
       </w:rPr>
     </w:lvl>
   </w:abstractNum>
-  <w:abstractNum w:abstractNumId="4" w15:restartNumberingAfterBreak="0">
+  <w:abstractNum w:abstractNumId="5" w15:restartNumberingAfterBreak="0">
     <w:nsid w:val="26DE4B16"/>
     <w:multiLevelType w:val="multilevel"/>
     <w:tmpl w:val="9470283E"/>
@@ -3120,7 +3793,7 @@
       </w:rPr>
     </w:lvl>
   </w:abstractNum>
-  <w:abstractNum w:abstractNumId="5" w15:restartNumberingAfterBreak="0">
+  <w:abstractNum w:abstractNumId="6" w15:restartNumberingAfterBreak="0">
     <w:nsid w:val="2E8C7B01"/>
     <w:multiLevelType w:val="multilevel"/>
     <w:tmpl w:val="C17EACDC"/>
@@ -3241,7 +3914,7 @@
       </w:rPr>
     </w:lvl>
   </w:abstractNum>
-  <w:abstractNum w:abstractNumId="6" w15:restartNumberingAfterBreak="0">
+  <w:abstractNum w:abstractNumId="7" w15:restartNumberingAfterBreak="0">
     <w:nsid w:val="40DD1A90"/>
     <w:multiLevelType w:val="multilevel"/>
     <w:tmpl w:val="6E5C174A"/>
@@ -3354,7 +4027,7 @@
       </w:rPr>
     </w:lvl>
   </w:abstractNum>
-  <w:abstractNum w:abstractNumId="7" w15:restartNumberingAfterBreak="0">
+  <w:abstractNum w:abstractNumId="8" w15:restartNumberingAfterBreak="0">
     <w:nsid w:val="43722CF5"/>
     <w:multiLevelType w:val="hybridMultilevel"/>
     <w:tmpl w:val="7CCAC0E6"/>
@@ -3440,7 +4113,7 @@
       </w:pPr>
     </w:lvl>
   </w:abstractNum>
-  <w:abstractNum w:abstractNumId="8" w15:restartNumberingAfterBreak="0">
+  <w:abstractNum w:abstractNumId="9" w15:restartNumberingAfterBreak="0">
     <w:nsid w:val="4D4940A8"/>
     <w:multiLevelType w:val="hybridMultilevel"/>
     <w:tmpl w:val="4FEC69F0"/>
@@ -3554,7 +4227,7 @@
       </w:rPr>
     </w:lvl>
   </w:abstractNum>
-  <w:abstractNum w:abstractNumId="9" w15:restartNumberingAfterBreak="0">
+  <w:abstractNum w:abstractNumId="10" w15:restartNumberingAfterBreak="0">
     <w:nsid w:val="4F397A1C"/>
     <w:multiLevelType w:val="multilevel"/>
     <w:tmpl w:val="CCDA827E"/>
@@ -3703,7 +4376,7 @@
       </w:rPr>
     </w:lvl>
   </w:abstractNum>
-  <w:abstractNum w:abstractNumId="10" w15:restartNumberingAfterBreak="0">
+  <w:abstractNum w:abstractNumId="11" w15:restartNumberingAfterBreak="0">
     <w:nsid w:val="54174C12"/>
     <w:multiLevelType w:val="multilevel"/>
     <w:tmpl w:val="15B62650"/>
@@ -3834,7 +4507,7 @@
       </w:rPr>
     </w:lvl>
   </w:abstractNum>
-  <w:abstractNum w:abstractNumId="11" w15:restartNumberingAfterBreak="0">
+  <w:abstractNum w:abstractNumId="12" w15:restartNumberingAfterBreak="0">
     <w:nsid w:val="54517D06"/>
     <w:multiLevelType w:val="hybridMultilevel"/>
     <w:tmpl w:val="3DB0EB80"/>
@@ -3946,7 +4619,120 @@
       </w:rPr>
     </w:lvl>
   </w:abstractNum>
-  <w:abstractNum w:abstractNumId="12" w15:restartNumberingAfterBreak="0">
+  <w:abstractNum w:abstractNumId="13" w15:restartNumberingAfterBreak="0">
+    <w:nsid w:val="5AC80385"/>
+    <w:multiLevelType w:val="hybridMultilevel"/>
+    <w:tmpl w:val="7824942A"/>
+    <w:lvl w:ilvl="0" w:tplc="300A0001">
+      <w:start w:val="1"/>
+      <w:numFmt w:val="bullet"/>
+      <w:lvlText w:val=""/>
+      <w:lvlJc w:val="left"/>
+      <w:pPr>
+        <w:ind w:left="720" w:hanging="360"/>
+      </w:pPr>
+      <w:rPr>
+        <w:rFonts w:ascii="Symbol" w:hAnsi="Symbol" w:hint="default"/>
+      </w:rPr>
+    </w:lvl>
+    <w:lvl w:ilvl="1" w:tplc="300A0003" w:tentative="1">
+      <w:start w:val="1"/>
+      <w:numFmt w:val="bullet"/>
+      <w:lvlText w:val="o"/>
+      <w:lvlJc w:val="left"/>
+      <w:pPr>
+        <w:ind w:left="1440" w:hanging="360"/>
+      </w:pPr>
+      <w:rPr>
+        <w:rFonts w:ascii="Courier New" w:hAnsi="Courier New" w:cs="Courier New" w:hint="default"/>
+      </w:rPr>
+    </w:lvl>
+    <w:lvl w:ilvl="2" w:tplc="300A0005" w:tentative="1">
+      <w:start w:val="1"/>
+      <w:numFmt w:val="bullet"/>
+      <w:lvlText w:val=""/>
+      <w:lvlJc w:val="left"/>
+      <w:pPr>
+        <w:ind w:left="2160" w:hanging="360"/>
+      </w:pPr>
+      <w:rPr>
+        <w:rFonts w:ascii="Wingdings" w:hAnsi="Wingdings" w:hint="default"/>
+      </w:rPr>
+    </w:lvl>
+    <w:lvl w:ilvl="3" w:tplc="300A0001" w:tentative="1">
+      <w:start w:val="1"/>
+      <w:numFmt w:val="bullet"/>
+      <w:lvlText w:val=""/>
+      <w:lvlJc w:val="left"/>
+      <w:pPr>
+        <w:ind w:left="2880" w:hanging="360"/>
+      </w:pPr>
+      <w:rPr>
+        <w:rFonts w:ascii="Symbol" w:hAnsi="Symbol" w:hint="default"/>
+      </w:rPr>
+    </w:lvl>
+    <w:lvl w:ilvl="4" w:tplc="300A0003" w:tentative="1">
+      <w:start w:val="1"/>
+      <w:numFmt w:val="bullet"/>
+      <w:lvlText w:val="o"/>
+      <w:lvlJc w:val="left"/>
+      <w:pPr>
+        <w:ind w:left="3600" w:hanging="360"/>
+      </w:pPr>
+      <w:rPr>
+        <w:rFonts w:ascii="Courier New" w:hAnsi="Courier New" w:cs="Courier New" w:hint="default"/>
+      </w:rPr>
+    </w:lvl>
+    <w:lvl w:ilvl="5" w:tplc="300A0005" w:tentative="1">
+      <w:start w:val="1"/>
+      <w:numFmt w:val="bullet"/>
+      <w:lvlText w:val=""/>
+      <w:lvlJc w:val="left"/>
+      <w:pPr>
+        <w:ind w:left="4320" w:hanging="360"/>
+      </w:pPr>
+      <w:rPr>
+        <w:rFonts w:ascii="Wingdings" w:hAnsi="Wingdings" w:hint="default"/>
+      </w:rPr>
+    </w:lvl>
+    <w:lvl w:ilvl="6" w:tplc="300A0001" w:tentative="1">
+      <w:start w:val="1"/>
+      <w:numFmt w:val="bullet"/>
+      <w:lvlText w:val=""/>
+      <w:lvlJc w:val="left"/>
+      <w:pPr>
+        <w:ind w:left="5040" w:hanging="360"/>
+      </w:pPr>
+      <w:rPr>
+        <w:rFonts w:ascii="Symbol" w:hAnsi="Symbol" w:hint="default"/>
+      </w:rPr>
+    </w:lvl>
+    <w:lvl w:ilvl="7" w:tplc="300A0003" w:tentative="1">
+      <w:start w:val="1"/>
+      <w:numFmt w:val="bullet"/>
+      <w:lvlText w:val="o"/>
+      <w:lvlJc w:val="left"/>
+      <w:pPr>
+        <w:ind w:left="5760" w:hanging="360"/>
+      </w:pPr>
+      <w:rPr>
+        <w:rFonts w:ascii="Courier New" w:hAnsi="Courier New" w:cs="Courier New" w:hint="default"/>
+      </w:rPr>
+    </w:lvl>
+    <w:lvl w:ilvl="8" w:tplc="300A0005" w:tentative="1">
+      <w:start w:val="1"/>
+      <w:numFmt w:val="bullet"/>
+      <w:lvlText w:val=""/>
+      <w:lvlJc w:val="left"/>
+      <w:pPr>
+        <w:ind w:left="6480" w:hanging="360"/>
+      </w:pPr>
+      <w:rPr>
+        <w:rFonts w:ascii="Wingdings" w:hAnsi="Wingdings" w:hint="default"/>
+      </w:rPr>
+    </w:lvl>
+  </w:abstractNum>
+  <w:abstractNum w:abstractNumId="14" w15:restartNumberingAfterBreak="0">
     <w:nsid w:val="68E15795"/>
     <w:multiLevelType w:val="hybridMultilevel"/>
     <w:tmpl w:val="8FE616A0"/>
@@ -4059,7 +4845,7 @@
       </w:rPr>
     </w:lvl>
   </w:abstractNum>
-  <w:abstractNum w:abstractNumId="13" w15:restartNumberingAfterBreak="0">
+  <w:abstractNum w:abstractNumId="15" w15:restartNumberingAfterBreak="0">
     <w:nsid w:val="6AFC07D3"/>
     <w:multiLevelType w:val="multilevel"/>
     <w:tmpl w:val="B3426C00"/>
@@ -4172,7 +4958,7 @@
       </w:rPr>
     </w:lvl>
   </w:abstractNum>
-  <w:abstractNum w:abstractNumId="14" w15:restartNumberingAfterBreak="0">
+  <w:abstractNum w:abstractNumId="16" w15:restartNumberingAfterBreak="0">
     <w:nsid w:val="6B7B1E92"/>
     <w:multiLevelType w:val="multilevel"/>
     <w:tmpl w:val="21BA233E"/>
@@ -4303,7 +5089,7 @@
       </w:rPr>
     </w:lvl>
   </w:abstractNum>
-  <w:abstractNum w:abstractNumId="15" w15:restartNumberingAfterBreak="0">
+  <w:abstractNum w:abstractNumId="17" w15:restartNumberingAfterBreak="0">
     <w:nsid w:val="6FA144D3"/>
     <w:multiLevelType w:val="multilevel"/>
     <w:tmpl w:val="98CEB7D6"/>
@@ -4424,7 +5210,7 @@
       </w:rPr>
     </w:lvl>
   </w:abstractNum>
-  <w:abstractNum w:abstractNumId="16" w15:restartNumberingAfterBreak="0">
+  <w:abstractNum w:abstractNumId="18" w15:restartNumberingAfterBreak="0">
     <w:nsid w:val="738344F2"/>
     <w:multiLevelType w:val="hybridMultilevel"/>
     <w:tmpl w:val="C4E037F2"/>
@@ -4539,7 +5325,7 @@
       </w:rPr>
     </w:lvl>
   </w:abstractNum>
-  <w:abstractNum w:abstractNumId="17" w15:restartNumberingAfterBreak="0">
+  <w:abstractNum w:abstractNumId="19" w15:restartNumberingAfterBreak="0">
     <w:nsid w:val="74B1685F"/>
     <w:multiLevelType w:val="hybridMultilevel"/>
     <w:tmpl w:val="943E89B2"/>
@@ -4652,7 +5438,7 @@
       </w:rPr>
     </w:lvl>
   </w:abstractNum>
-  <w:abstractNum w:abstractNumId="18" w15:restartNumberingAfterBreak="0">
+  <w:abstractNum w:abstractNumId="20" w15:restartNumberingAfterBreak="0">
     <w:nsid w:val="75DB1EAD"/>
     <w:multiLevelType w:val="multilevel"/>
     <w:tmpl w:val="F2B0D608"/>
@@ -4765,7 +5551,7 @@
       </w:rPr>
     </w:lvl>
   </w:abstractNum>
-  <w:abstractNum w:abstractNumId="19" w15:restartNumberingAfterBreak="0">
+  <w:abstractNum w:abstractNumId="21" w15:restartNumberingAfterBreak="0">
     <w:nsid w:val="77694BC3"/>
     <w:multiLevelType w:val="hybridMultilevel"/>
     <w:tmpl w:val="8D0A3582"/>
@@ -4878,7 +5664,7 @@
       </w:rPr>
     </w:lvl>
   </w:abstractNum>
-  <w:abstractNum w:abstractNumId="20" w15:restartNumberingAfterBreak="0">
+  <w:abstractNum w:abstractNumId="22" w15:restartNumberingAfterBreak="0">
     <w:nsid w:val="7CE94054"/>
     <w:multiLevelType w:val="multilevel"/>
     <w:tmpl w:val="A4D4C1F2"/>
@@ -4993,67 +5779,73 @@
     </w:lvl>
   </w:abstractNum>
   <w:num w:numId="1">
-    <w:abstractNumId w:val="6"/>
+    <w:abstractNumId w:val="7"/>
   </w:num>
   <w:num w:numId="2">
+    <w:abstractNumId w:val="18"/>
+  </w:num>
+  <w:num w:numId="3">
+    <w:abstractNumId w:val="17"/>
+  </w:num>
+  <w:num w:numId="4">
+    <w:abstractNumId w:val="15"/>
+  </w:num>
+  <w:num w:numId="5">
+    <w:abstractNumId w:val="22"/>
+  </w:num>
+  <w:num w:numId="6">
+    <w:abstractNumId w:val="11"/>
+  </w:num>
+  <w:num w:numId="7">
     <w:abstractNumId w:val="16"/>
   </w:num>
-  <w:num w:numId="3">
-    <w:abstractNumId w:val="15"/>
-  </w:num>
-  <w:num w:numId="4">
-    <w:abstractNumId w:val="13"/>
-  </w:num>
-  <w:num w:numId="5">
+  <w:num w:numId="8">
     <w:abstractNumId w:val="20"/>
   </w:num>
-  <w:num w:numId="6">
-    <w:abstractNumId w:val="10"/>
-  </w:num>
-  <w:num w:numId="7">
-    <w:abstractNumId w:val="14"/>
-  </w:num>
-  <w:num w:numId="8">
-    <w:abstractNumId w:val="18"/>
-  </w:num>
   <w:num w:numId="9">
-    <w:abstractNumId w:val="19"/>
+    <w:abstractNumId w:val="21"/>
   </w:num>
   <w:num w:numId="10">
     <w:abstractNumId w:val="1"/>
   </w:num>
   <w:num w:numId="11">
-    <w:abstractNumId w:val="3"/>
+    <w:abstractNumId w:val="4"/>
   </w:num>
   <w:num w:numId="12">
-    <w:abstractNumId w:val="11"/>
+    <w:abstractNumId w:val="12"/>
   </w:num>
   <w:num w:numId="13">
-    <w:abstractNumId w:val="5"/>
+    <w:abstractNumId w:val="6"/>
   </w:num>
   <w:num w:numId="14">
-    <w:abstractNumId w:val="8"/>
+    <w:abstractNumId w:val="9"/>
   </w:num>
   <w:num w:numId="15">
     <w:abstractNumId w:val="0"/>
   </w:num>
   <w:num w:numId="16">
-    <w:abstractNumId w:val="17"/>
+    <w:abstractNumId w:val="19"/>
   </w:num>
   <w:num w:numId="17">
-    <w:abstractNumId w:val="12"/>
+    <w:abstractNumId w:val="14"/>
   </w:num>
   <w:num w:numId="18">
     <w:abstractNumId w:val="2"/>
   </w:num>
   <w:num w:numId="19">
-    <w:abstractNumId w:val="9"/>
+    <w:abstractNumId w:val="10"/>
   </w:num>
   <w:num w:numId="20">
-    <w:abstractNumId w:val="4"/>
+    <w:abstractNumId w:val="5"/>
   </w:num>
   <w:num w:numId="21">
-    <w:abstractNumId w:val="7"/>
+    <w:abstractNumId w:val="8"/>
+  </w:num>
+  <w:num w:numId="22">
+    <w:abstractNumId w:val="3"/>
+  </w:num>
+  <w:num w:numId="23">
+    <w:abstractNumId w:val="13"/>
   </w:num>
 </w:numbering>
 </file>
@@ -6324,7 +7116,7 @@
 </file>
 
 <file path=customXml/itemProps1.xml><?xml version="1.0" encoding="utf-8"?>
-<ds:datastoreItem xmlns:ds="http://schemas.openxmlformats.org/officeDocument/2006/customXml" ds:itemID="{01D68265-732C-453A-9DDE-D5E68F762671}">
+<ds:datastoreItem xmlns:ds="http://schemas.openxmlformats.org/officeDocument/2006/customXml" ds:itemID="{28ED92B7-9F1F-4492-A764-463B4D8525CF}">
   <ds:schemaRefs>
     <ds:schemaRef ds:uri="http://schemas.openxmlformats.org/officeDocument/2006/bibliography"/>
   </ds:schemaRefs>

--- a/Actividad_1_Nixon_Saltos.docx
+++ b/Actividad_1_Nixon_Saltos.docx
@@ -1997,10 +1997,265 @@
       <w:pPr>
         <w:rPr>
           <w:rFonts w:cstheme="minorHAnsi"/>
-        </w:rPr>
-      </w:pPr>
-      <w:bookmarkStart w:id="0" w:name="_GoBack"/>
-      <w:bookmarkEnd w:id="0"/>
+          <w:b/>
+          <w:bCs/>
+          <w:lang w:eastAsia="es-EC"/>
+        </w:rPr>
+      </w:pPr>
+      <w:r>
+        <w:rPr>
+          <w:rFonts w:cstheme="minorHAnsi"/>
+          <w:b/>
+          <w:bCs/>
+          <w:lang w:eastAsia="es-EC"/>
+        </w:rPr>
+        <w:t>Diagramas del Sistema</w:t>
+      </w:r>
+    </w:p>
+    <w:p>
+      <w:pPr>
+        <w:rPr>
+          <w:rFonts w:cstheme="minorHAnsi"/>
+          <w:b/>
+          <w:bCs/>
+          <w:lang w:eastAsia="es-EC"/>
+        </w:rPr>
+      </w:pPr>
+      <w:r>
+        <w:rPr>
+          <w:rFonts w:cstheme="minorHAnsi"/>
+          <w:b/>
+          <w:bCs/>
+          <w:lang w:eastAsia="es-EC"/>
+        </w:rPr>
+        <w:t>DIAGRAMA 1: CASOS DE USO DEL HELP DESK</w:t>
+      </w:r>
+    </w:p>
+    <w:p>
+      <w:pPr>
+        <w:jc w:val="center"/>
+        <w:rPr>
+          <w:rFonts w:cstheme="minorHAnsi"/>
+        </w:rPr>
+      </w:pPr>
+      <w:r>
+        <w:rPr>
+          <w:rFonts w:cstheme="minorHAnsi"/>
+          <w:noProof/>
+          <w:lang w:val="en-US"/>
+        </w:rPr>
+        <w:lastRenderedPageBreak/>
+        <w:drawing>
+          <wp:inline distT="0" distB="0" distL="0" distR="0" wp14:anchorId="31421FE6" wp14:editId="50CE8B54">
+            <wp:extent cx="3611880" cy="3884130"/>
+            <wp:effectExtent l="0" t="0" r="7620" b="2540"/>
+            <wp:docPr id="2" name="Imagen 2"/>
+            <wp:cNvGraphicFramePr>
+              <a:graphicFrameLocks xmlns:a="http://schemas.openxmlformats.org/drawingml/2006/main" noChangeAspect="1"/>
+            </wp:cNvGraphicFramePr>
+            <a:graphic xmlns:a="http://schemas.openxmlformats.org/drawingml/2006/main">
+              <a:graphicData uri="http://schemas.openxmlformats.org/drawingml/2006/picture">
+                <pic:pic xmlns:pic="http://schemas.openxmlformats.org/drawingml/2006/picture">
+                  <pic:nvPicPr>
+                    <pic:cNvPr id="0" name="Picture 2"/>
+                    <pic:cNvPicPr>
+                      <a:picLocks noChangeAspect="1" noChangeArrowheads="1"/>
+                    </pic:cNvPicPr>
+                  </pic:nvPicPr>
+                  <pic:blipFill>
+                    <a:blip r:embed="rId14" cstate="print">
+                      <a:extLst>
+                        <a:ext uri="{28A0092B-C50C-407E-A947-70E740481C1C}">
+                          <a14:useLocalDpi xmlns:a14="http://schemas.microsoft.com/office/drawing/2010/main" val="0"/>
+                        </a:ext>
+                      </a:extLst>
+                    </a:blip>
+                    <a:srcRect/>
+                    <a:stretch>
+                      <a:fillRect/>
+                    </a:stretch>
+                  </pic:blipFill>
+                  <pic:spPr bwMode="auto">
+                    <a:xfrm>
+                      <a:off x="0" y="0"/>
+                      <a:ext cx="3617508" cy="3890182"/>
+                    </a:xfrm>
+                    <a:prstGeom prst="rect">
+                      <a:avLst/>
+                    </a:prstGeom>
+                    <a:noFill/>
+                    <a:ln>
+                      <a:noFill/>
+                    </a:ln>
+                  </pic:spPr>
+                </pic:pic>
+              </a:graphicData>
+            </a:graphic>
+          </wp:inline>
+        </w:drawing>
+      </w:r>
+    </w:p>
+    <w:p>
+      <w:pPr>
+        <w:rPr>
+          <w:rFonts w:cstheme="minorHAnsi"/>
+          <w:b/>
+          <w:bCs/>
+          <w:lang w:eastAsia="es-EC"/>
+        </w:rPr>
+      </w:pPr>
+      <w:r>
+        <w:rPr>
+          <w:rFonts w:cstheme="minorHAnsi"/>
+          <w:b/>
+          <w:bCs/>
+          <w:lang w:eastAsia="es-EC"/>
+        </w:rPr>
+        <w:t>DIAGRAMA 2: CLASES UML DEL SISTEMA</w:t>
+      </w:r>
+    </w:p>
+    <w:p>
+      <w:pPr>
+        <w:jc w:val="center"/>
+        <w:rPr>
+          <w:rFonts w:cstheme="minorHAnsi"/>
+        </w:rPr>
+      </w:pPr>
+      <w:r>
+        <w:rPr>
+          <w:noProof/>
+          <w:lang w:val="en-US"/>
+        </w:rPr>
+        <w:drawing>
+          <wp:inline distT="0" distB="0" distL="0" distR="0" wp14:anchorId="04B72455" wp14:editId="21886CE2">
+            <wp:extent cx="5400040" cy="2863215"/>
+            <wp:effectExtent l="0" t="0" r="0" b="0"/>
+            <wp:docPr id="3" name="Imagen 3"/>
+            <wp:cNvGraphicFramePr>
+              <a:graphicFrameLocks xmlns:a="http://schemas.openxmlformats.org/drawingml/2006/main" noChangeAspect="1"/>
+            </wp:cNvGraphicFramePr>
+            <a:graphic xmlns:a="http://schemas.openxmlformats.org/drawingml/2006/main">
+              <a:graphicData uri="http://schemas.openxmlformats.org/drawingml/2006/picture">
+                <pic:pic xmlns:pic="http://schemas.openxmlformats.org/drawingml/2006/picture">
+                  <pic:nvPicPr>
+                    <pic:cNvPr id="0" name="Picture 4"/>
+                    <pic:cNvPicPr>
+                      <a:picLocks noChangeAspect="1" noChangeArrowheads="1"/>
+                    </pic:cNvPicPr>
+                  </pic:nvPicPr>
+                  <pic:blipFill>
+                    <a:blip r:embed="rId15" cstate="print">
+                      <a:extLst>
+                        <a:ext uri="{28A0092B-C50C-407E-A947-70E740481C1C}">
+                          <a14:useLocalDpi xmlns:a14="http://schemas.microsoft.com/office/drawing/2010/main" val="0"/>
+                        </a:ext>
+                      </a:extLst>
+                    </a:blip>
+                    <a:srcRect/>
+                    <a:stretch>
+                      <a:fillRect/>
+                    </a:stretch>
+                  </pic:blipFill>
+                  <pic:spPr bwMode="auto">
+                    <a:xfrm>
+                      <a:off x="0" y="0"/>
+                      <a:ext cx="5400040" cy="2863215"/>
+                    </a:xfrm>
+                    <a:prstGeom prst="rect">
+                      <a:avLst/>
+                    </a:prstGeom>
+                    <a:noFill/>
+                    <a:ln>
+                      <a:noFill/>
+                    </a:ln>
+                  </pic:spPr>
+                </pic:pic>
+              </a:graphicData>
+            </a:graphic>
+          </wp:inline>
+        </w:drawing>
+      </w:r>
+    </w:p>
+    <w:p>
+      <w:pPr>
+        <w:rPr>
+          <w:rFonts w:cstheme="minorHAnsi"/>
+          <w:b/>
+          <w:bCs/>
+          <w:lang w:eastAsia="es-EC"/>
+        </w:rPr>
+      </w:pPr>
+      <w:r>
+        <w:rPr>
+          <w:rFonts w:cstheme="minorHAnsi"/>
+          <w:b/>
+          <w:bCs/>
+          <w:lang w:eastAsia="es-EC"/>
+        </w:rPr>
+        <w:t>DIAGRAMA 3: SECUENCIA</w:t>
+      </w:r>
+    </w:p>
+    <w:p>
+      <w:pPr>
+        <w:rPr>
+          <w:rFonts w:cstheme="minorHAnsi"/>
+        </w:rPr>
+      </w:pPr>
+      <w:r>
+        <w:rPr>
+          <w:noProof/>
+          <w:lang w:val="en-US"/>
+        </w:rPr>
+        <w:lastRenderedPageBreak/>
+        <w:drawing>
+          <wp:inline distT="0" distB="0" distL="0" distR="0" wp14:anchorId="772333B9" wp14:editId="60C2B38F">
+            <wp:extent cx="5400040" cy="1663700"/>
+            <wp:effectExtent l="0" t="0" r="0" b="0"/>
+            <wp:docPr id="4" name="Imagen 4"/>
+            <wp:cNvGraphicFramePr>
+              <a:graphicFrameLocks xmlns:a="http://schemas.openxmlformats.org/drawingml/2006/main" noChangeAspect="1"/>
+            </wp:cNvGraphicFramePr>
+            <a:graphic xmlns:a="http://schemas.openxmlformats.org/drawingml/2006/main">
+              <a:graphicData uri="http://schemas.openxmlformats.org/drawingml/2006/picture">
+                <pic:pic xmlns:pic="http://schemas.openxmlformats.org/drawingml/2006/picture">
+                  <pic:nvPicPr>
+                    <pic:cNvPr id="0" name="Picture 6"/>
+                    <pic:cNvPicPr>
+                      <a:picLocks noChangeAspect="1" noChangeArrowheads="1"/>
+                    </pic:cNvPicPr>
+                  </pic:nvPicPr>
+                  <pic:blipFill>
+                    <a:blip r:embed="rId16" cstate="print">
+                      <a:extLst>
+                        <a:ext uri="{28A0092B-C50C-407E-A947-70E740481C1C}">
+                          <a14:useLocalDpi xmlns:a14="http://schemas.microsoft.com/office/drawing/2010/main" val="0"/>
+                        </a:ext>
+                      </a:extLst>
+                    </a:blip>
+                    <a:srcRect/>
+                    <a:stretch>
+                      <a:fillRect/>
+                    </a:stretch>
+                  </pic:blipFill>
+                  <pic:spPr bwMode="auto">
+                    <a:xfrm>
+                      <a:off x="0" y="0"/>
+                      <a:ext cx="5400040" cy="1663700"/>
+                    </a:xfrm>
+                    <a:prstGeom prst="rect">
+                      <a:avLst/>
+                    </a:prstGeom>
+                    <a:noFill/>
+                    <a:ln>
+                      <a:noFill/>
+                    </a:ln>
+                  </pic:spPr>
+                </pic:pic>
+              </a:graphicData>
+            </a:graphic>
+          </wp:inline>
+        </w:drawing>
+      </w:r>
     </w:p>
     <w:p>
       <w:pPr>
@@ -2008,52 +2263,19 @@
         <w:spacing w:line="360" w:lineRule="auto"/>
         <w:jc w:val="both"/>
         <w:rPr>
-          <w:rFonts w:ascii="Arial" w:hAnsi="Arial" w:cs="Arial"/>
-          <w:b/>
-          <w:bCs/>
-          <w:lang w:eastAsia="es-EC"/>
-        </w:rPr>
-      </w:pPr>
-    </w:p>
-    <w:p>
-      <w:pPr>
-        <w:rPr>
-          <w:rFonts w:ascii="Arial" w:hAnsi="Arial" w:cs="Arial"/>
-          <w:b/>
-          <w:bCs/>
-          <w:lang w:eastAsia="es-EC"/>
-        </w:rPr>
-      </w:pPr>
-      <w:r>
-        <w:rPr>
-          <w:rFonts w:ascii="Arial" w:hAnsi="Arial" w:cs="Arial"/>
-          <w:b/>
-          <w:bCs/>
-          <w:lang w:eastAsia="es-EC"/>
-        </w:rPr>
-        <w:br w:type="page"/>
-      </w:r>
-    </w:p>
-    <w:p>
-      <w:pPr>
-        <w:pStyle w:val="Sinespaciado"/>
-        <w:spacing w:line="360" w:lineRule="auto"/>
-        <w:jc w:val="both"/>
-        <w:rPr>
-          <w:rFonts w:ascii="Arial" w:hAnsi="Arial" w:cs="Arial"/>
-          <w:b/>
-          <w:bCs/>
-          <w:lang w:eastAsia="es-EC"/>
-        </w:rPr>
-      </w:pPr>
-      <w:r>
-        <w:rPr>
-          <w:rFonts w:ascii="Arial" w:hAnsi="Arial" w:cs="Arial"/>
-          <w:b/>
-          <w:bCs/>
-          <w:lang w:eastAsia="es-EC"/>
-        </w:rPr>
-        <w:lastRenderedPageBreak/>
+          <w:rFonts w:cstheme="minorHAnsi"/>
+          <w:b/>
+          <w:bCs/>
+          <w:lang w:eastAsia="es-EC"/>
+        </w:rPr>
+      </w:pPr>
+      <w:r>
+        <w:rPr>
+          <w:rFonts w:cstheme="minorHAnsi"/>
+          <w:b/>
+          <w:bCs/>
+          <w:lang w:eastAsia="es-EC"/>
+        </w:rPr>
         <w:t>Evidencias</w:t>
       </w:r>
     </w:p>
@@ -2070,72 +2292,20 @@
         <w:spacing w:after="0" w:line="240" w:lineRule="auto"/>
         <w:jc w:val="both"/>
         <w:rPr>
-          <w:rFonts w:ascii="Arial" w:eastAsiaTheme="majorEastAsia" w:hAnsi="Arial" w:cs="Arial"/>
-          <w:b/>
-          <w:bCs/>
-          <w:color w:val="2F5496" w:themeColor="accent1" w:themeShade="BF"/>
-          <w:sz w:val="24"/>
-          <w:szCs w:val="24"/>
-          <w:lang w:eastAsia="es-EC"/>
-        </w:rPr>
-      </w:pPr>
-      <w:r>
-        <w:rPr>
-          <w:rFonts w:ascii="Arial" w:hAnsi="Arial" w:cs="Arial"/>
-          <w:b/>
-          <w:bCs/>
-          <w:i/>
-          <w:iCs/>
-          <w:sz w:val="20"/>
-          <w:szCs w:val="20"/>
-          <w:lang w:eastAsia="es-EC"/>
-        </w:rPr>
-        <w:t>(</w:t>
-      </w:r>
-      <w:r>
-        <w:rPr>
-          <w:rFonts w:ascii="Arial" w:eastAsia="Arial" w:hAnsi="Arial" w:cs="Arial"/>
-          <w:i/>
-          <w:iCs/>
-          <w:color w:val="000000"/>
-          <w:sz w:val="20"/>
-          <w:szCs w:val="20"/>
-        </w:rPr>
-        <w:t>Código de la ejecución de los ejercicios, enlace drive donde se encuentren los mismos y Capturas de pantalla claras y relevantes, donde evidencie el proceso realizado).</w:t>
-      </w:r>
-      <w:r>
-        <w:rPr>
-          <w:rFonts w:ascii="Arial" w:hAnsi="Arial" w:cs="Arial"/>
-          <w:b/>
-          <w:bCs/>
-          <w:sz w:val="24"/>
-          <w:szCs w:val="24"/>
-          <w:lang w:eastAsia="es-EC"/>
-        </w:rPr>
-        <w:br w:type="page"/>
-      </w:r>
-    </w:p>
-    <w:p>
-      <w:pPr>
-        <w:pStyle w:val="Sinespaciado"/>
-        <w:spacing w:line="360" w:lineRule="auto"/>
-        <w:jc w:val="both"/>
-        <w:rPr>
-          <w:rFonts w:ascii="Arial" w:hAnsi="Arial" w:cs="Arial"/>
-          <w:b/>
-          <w:bCs/>
-          <w:lang w:eastAsia="es-EC"/>
-        </w:rPr>
-      </w:pPr>
-      <w:r>
-        <w:rPr>
-          <w:rFonts w:ascii="Arial" w:hAnsi="Arial" w:cs="Arial"/>
-          <w:b/>
-          <w:bCs/>
-          <w:lang w:eastAsia="es-EC"/>
-        </w:rPr>
-        <w:lastRenderedPageBreak/>
-        <w:t>Bibliografía</w:t>
+          <w:rFonts w:cstheme="minorHAnsi"/>
+          <w:b/>
+          <w:bCs/>
+          <w:lang w:eastAsia="es-EC"/>
+        </w:rPr>
+      </w:pPr>
+      <w:r>
+        <w:rPr>
+          <w:rFonts w:cstheme="minorHAnsi"/>
+          <w:b/>
+          <w:bCs/>
+          <w:lang w:eastAsia="es-EC"/>
+        </w:rPr>
+        <w:t>Link de lucid chart</w:t>
       </w:r>
     </w:p>
     <w:p>
@@ -2151,6 +2321,369 @@
         <w:spacing w:after="0" w:line="240" w:lineRule="auto"/>
         <w:jc w:val="both"/>
         <w:rPr>
+          <w:rFonts w:cstheme="minorHAnsi"/>
+          <w:b/>
+          <w:bCs/>
+          <w:lang w:eastAsia="es-EC"/>
+        </w:rPr>
+      </w:pPr>
+      <w:hyperlink r:id="rId17" w:history="1">
+        <w:r>
+          <w:rPr>
+            <w:rStyle w:val="Hipervnculo"/>
+            <w:rFonts w:cstheme="minorHAnsi"/>
+            <w:b/>
+            <w:bCs/>
+            <w:lang w:eastAsia="es-EC"/>
+          </w:rPr>
+          <w:t>https://lucid.app/lucidchart/ab9d5f00-ce58-4cb2-ace2-80f54862f195/edit?viewport_loc=-1624%2C-2663%2C5132%2C2060%2C0_0&amp;invitationId=inv_676bda5a-f549-4827-84ea-8dc07c94ff20</w:t>
+        </w:r>
+      </w:hyperlink>
+      <w:r>
+        <w:rPr>
+          <w:rFonts w:cstheme="minorHAnsi"/>
+          <w:b/>
+          <w:bCs/>
+          <w:lang w:eastAsia="es-EC"/>
+        </w:rPr>
+        <w:t xml:space="preserve"> </w:t>
+      </w:r>
+    </w:p>
+    <w:p>
+      <w:pPr>
+        <w:widowControl w:val="0"/>
+        <w:pBdr>
+          <w:top w:val="nil"/>
+          <w:left w:val="nil"/>
+          <w:bottom w:val="nil"/>
+          <w:right w:val="nil"/>
+          <w:between w:val="nil"/>
+        </w:pBdr>
+        <w:spacing w:after="0" w:line="240" w:lineRule="auto"/>
+        <w:jc w:val="both"/>
+        <w:rPr>
+          <w:rFonts w:cstheme="minorHAnsi"/>
+          <w:b/>
+          <w:bCs/>
+          <w:lang w:eastAsia="es-EC"/>
+        </w:rPr>
+      </w:pPr>
+      <w:hyperlink r:id="rId18" w:history="1">
+        <w:r>
+          <w:rPr>
+            <w:rStyle w:val="Hipervnculo"/>
+            <w:rFonts w:cstheme="minorHAnsi"/>
+            <w:b/>
+            <w:bCs/>
+            <w:lang w:eastAsia="es-EC"/>
+          </w:rPr>
+          <w:t>https://lucid.app/lucidchart/ab9d5f00-ce58-4cb2-ace2-80f54862f195/edit?viewport_loc=-1221%2C2%2C3324%2C1334%2ChQYX4prrT4~g&amp;invitationId=inv_676bda5a-f549-4827-84ea-8dc07c94ff20</w:t>
+        </w:r>
+      </w:hyperlink>
+      <w:r>
+        <w:rPr>
+          <w:rFonts w:cstheme="minorHAnsi"/>
+          <w:b/>
+          <w:bCs/>
+          <w:lang w:eastAsia="es-EC"/>
+        </w:rPr>
+        <w:t xml:space="preserve"> </w:t>
+      </w:r>
+    </w:p>
+    <w:p>
+      <w:pPr>
+        <w:widowControl w:val="0"/>
+        <w:pBdr>
+          <w:top w:val="nil"/>
+          <w:left w:val="nil"/>
+          <w:bottom w:val="nil"/>
+          <w:right w:val="nil"/>
+          <w:between w:val="nil"/>
+        </w:pBdr>
+        <w:spacing w:after="0" w:line="240" w:lineRule="auto"/>
+        <w:jc w:val="both"/>
+        <w:rPr>
+          <w:rFonts w:cstheme="minorHAnsi"/>
+          <w:b/>
+          <w:bCs/>
+          <w:lang w:eastAsia="es-EC"/>
+        </w:rPr>
+      </w:pPr>
+      <w:hyperlink r:id="rId19" w:history="1">
+        <w:r>
+          <w:rPr>
+            <w:rStyle w:val="Hipervnculo"/>
+            <w:rFonts w:cstheme="minorHAnsi"/>
+            <w:b/>
+            <w:bCs/>
+            <w:lang w:eastAsia="es-EC"/>
+          </w:rPr>
+          <w:t>https://lucid.app/lucidchart/ab9d5f00-ce58-4cb2-ace2-80f54862f195/edit?viewport_loc=-474%2C-540%2C2690%2C1079%2CQWYX4yaYZgDB&amp;invitationId=inv_676bda5a-f549-4827-84ea-8dc07c94ff20</w:t>
+        </w:r>
+      </w:hyperlink>
+      <w:r>
+        <w:rPr>
+          <w:rFonts w:cstheme="minorHAnsi"/>
+          <w:b/>
+          <w:bCs/>
+          <w:lang w:eastAsia="es-EC"/>
+        </w:rPr>
+        <w:t xml:space="preserve"> </w:t>
+      </w:r>
+    </w:p>
+    <w:p>
+      <w:pPr>
+        <w:widowControl w:val="0"/>
+        <w:pBdr>
+          <w:top w:val="nil"/>
+          <w:left w:val="nil"/>
+          <w:bottom w:val="nil"/>
+          <w:right w:val="nil"/>
+          <w:between w:val="nil"/>
+        </w:pBdr>
+        <w:spacing w:after="0" w:line="240" w:lineRule="auto"/>
+        <w:jc w:val="both"/>
+        <w:rPr>
+          <w:rFonts w:cstheme="minorHAnsi"/>
+          <w:b/>
+          <w:bCs/>
+          <w:lang w:eastAsia="es-EC"/>
+        </w:rPr>
+      </w:pPr>
+    </w:p>
+    <w:p>
+      <w:pPr>
+        <w:widowControl w:val="0"/>
+        <w:pBdr>
+          <w:top w:val="nil"/>
+          <w:left w:val="nil"/>
+          <w:bottom w:val="nil"/>
+          <w:right w:val="nil"/>
+          <w:between w:val="nil"/>
+        </w:pBdr>
+        <w:spacing w:after="0" w:line="240" w:lineRule="auto"/>
+        <w:jc w:val="both"/>
+        <w:rPr>
+          <w:rFonts w:cstheme="minorHAnsi"/>
+          <w:lang w:eastAsia="es-EC"/>
+        </w:rPr>
+      </w:pPr>
+      <w:r>
+        <w:rPr>
+          <w:rFonts w:cstheme="minorHAnsi"/>
+          <w:lang w:eastAsia="es-EC"/>
+        </w:rPr>
+        <w:t xml:space="preserve">A continuación, se adjunta la traza de control de versiones estructurada en comandos </w:t>
+      </w:r>
+      <w:proofErr w:type="spellStart"/>
+      <w:r>
+        <w:rPr>
+          <w:rFonts w:cstheme="minorHAnsi"/>
+          <w:lang w:eastAsia="es-EC"/>
+        </w:rPr>
+        <w:t>Git</w:t>
+      </w:r>
+      <w:proofErr w:type="spellEnd"/>
+      <w:r>
+        <w:rPr>
+          <w:rFonts w:cstheme="minorHAnsi"/>
+          <w:lang w:eastAsia="es-EC"/>
+        </w:rPr>
+        <w:t xml:space="preserve"> que</w:t>
+      </w:r>
+    </w:p>
+    <w:p>
+      <w:pPr>
+        <w:widowControl w:val="0"/>
+        <w:pBdr>
+          <w:top w:val="nil"/>
+          <w:left w:val="nil"/>
+          <w:bottom w:val="nil"/>
+          <w:right w:val="nil"/>
+          <w:between w:val="nil"/>
+        </w:pBdr>
+        <w:spacing w:after="0" w:line="240" w:lineRule="auto"/>
+        <w:jc w:val="both"/>
+        <w:rPr>
+          <w:rFonts w:cstheme="minorHAnsi"/>
+          <w:lang w:eastAsia="es-EC"/>
+        </w:rPr>
+      </w:pPr>
+      <w:r>
+        <w:rPr>
+          <w:rFonts w:cstheme="minorHAnsi"/>
+          <w:lang w:eastAsia="es-EC"/>
+        </w:rPr>
+        <w:t xml:space="preserve">demuestra la correcta aplicación del flujo </w:t>
+      </w:r>
+      <w:proofErr w:type="spellStart"/>
+      <w:r>
+        <w:rPr>
+          <w:rFonts w:cstheme="minorHAnsi"/>
+          <w:lang w:eastAsia="es-EC"/>
+        </w:rPr>
+        <w:t>Gitflow</w:t>
+      </w:r>
+      <w:proofErr w:type="spellEnd"/>
+    </w:p>
+    <w:p>
+      <w:pPr>
+        <w:rPr>
+          <w:rFonts w:cstheme="minorHAnsi"/>
+        </w:rPr>
+      </w:pPr>
+      <w:bookmarkStart w:id="0" w:name="_GoBack"/>
+      <w:bookmarkEnd w:id="0"/>
+    </w:p>
+    <w:p>
+      <w:pPr>
+        <w:pStyle w:val="Sinespaciado"/>
+        <w:spacing w:line="360" w:lineRule="auto"/>
+        <w:jc w:val="both"/>
+        <w:rPr>
+          <w:rFonts w:ascii="Arial" w:hAnsi="Arial" w:cs="Arial"/>
+          <w:b/>
+          <w:bCs/>
+          <w:lang w:eastAsia="es-EC"/>
+        </w:rPr>
+      </w:pPr>
+    </w:p>
+    <w:p>
+      <w:pPr>
+        <w:rPr>
+          <w:rFonts w:ascii="Arial" w:hAnsi="Arial" w:cs="Arial"/>
+          <w:b/>
+          <w:bCs/>
+          <w:lang w:eastAsia="es-EC"/>
+        </w:rPr>
+      </w:pPr>
+      <w:r>
+        <w:rPr>
+          <w:rFonts w:ascii="Arial" w:hAnsi="Arial" w:cs="Arial"/>
+          <w:b/>
+          <w:bCs/>
+          <w:lang w:eastAsia="es-EC"/>
+        </w:rPr>
+        <w:br w:type="page"/>
+      </w:r>
+    </w:p>
+    <w:p>
+      <w:pPr>
+        <w:pStyle w:val="Sinespaciado"/>
+        <w:spacing w:line="360" w:lineRule="auto"/>
+        <w:jc w:val="both"/>
+        <w:rPr>
+          <w:rFonts w:ascii="Arial" w:hAnsi="Arial" w:cs="Arial"/>
+          <w:b/>
+          <w:bCs/>
+          <w:lang w:eastAsia="es-EC"/>
+        </w:rPr>
+      </w:pPr>
+      <w:r>
+        <w:rPr>
+          <w:rFonts w:ascii="Arial" w:hAnsi="Arial" w:cs="Arial"/>
+          <w:b/>
+          <w:bCs/>
+          <w:lang w:eastAsia="es-EC"/>
+        </w:rPr>
+        <w:lastRenderedPageBreak/>
+        <w:t>Evidencias</w:t>
+      </w:r>
+    </w:p>
+    <w:p>
+      <w:pPr>
+        <w:widowControl w:val="0"/>
+        <w:pBdr>
+          <w:top w:val="nil"/>
+          <w:left w:val="nil"/>
+          <w:bottom w:val="nil"/>
+          <w:right w:val="nil"/>
+          <w:between w:val="nil"/>
+        </w:pBdr>
+        <w:spacing w:after="0" w:line="240" w:lineRule="auto"/>
+        <w:jc w:val="both"/>
+        <w:rPr>
+          <w:rFonts w:ascii="Arial" w:eastAsiaTheme="majorEastAsia" w:hAnsi="Arial" w:cs="Arial"/>
+          <w:b/>
+          <w:bCs/>
+          <w:color w:val="2F5496" w:themeColor="accent1" w:themeShade="BF"/>
+          <w:sz w:val="24"/>
+          <w:szCs w:val="24"/>
+          <w:lang w:eastAsia="es-EC"/>
+        </w:rPr>
+      </w:pPr>
+      <w:r>
+        <w:rPr>
+          <w:rFonts w:ascii="Arial" w:hAnsi="Arial" w:cs="Arial"/>
+          <w:b/>
+          <w:bCs/>
+          <w:i/>
+          <w:iCs/>
+          <w:sz w:val="20"/>
+          <w:szCs w:val="20"/>
+          <w:lang w:eastAsia="es-EC"/>
+        </w:rPr>
+        <w:t>(</w:t>
+      </w:r>
+      <w:r>
+        <w:rPr>
+          <w:rFonts w:ascii="Arial" w:eastAsia="Arial" w:hAnsi="Arial" w:cs="Arial"/>
+          <w:i/>
+          <w:iCs/>
+          <w:color w:val="000000"/>
+          <w:sz w:val="20"/>
+          <w:szCs w:val="20"/>
+        </w:rPr>
+        <w:t>Código de la ejecución de los ejercicios, enlace drive donde se encuentren los mismos y Capturas de pantalla claras y relevantes, donde evidencie el proceso realizado).</w:t>
+      </w:r>
+      <w:r>
+        <w:rPr>
+          <w:rFonts w:ascii="Arial" w:hAnsi="Arial" w:cs="Arial"/>
+          <w:b/>
+          <w:bCs/>
+          <w:sz w:val="24"/>
+          <w:szCs w:val="24"/>
+          <w:lang w:eastAsia="es-EC"/>
+        </w:rPr>
+        <w:br w:type="page"/>
+      </w:r>
+    </w:p>
+    <w:p>
+      <w:pPr>
+        <w:pStyle w:val="Sinespaciado"/>
+        <w:spacing w:line="360" w:lineRule="auto"/>
+        <w:jc w:val="both"/>
+        <w:rPr>
+          <w:rFonts w:ascii="Arial" w:hAnsi="Arial" w:cs="Arial"/>
+          <w:b/>
+          <w:bCs/>
+          <w:lang w:eastAsia="es-EC"/>
+        </w:rPr>
+      </w:pPr>
+      <w:r>
+        <w:rPr>
+          <w:rFonts w:ascii="Arial" w:hAnsi="Arial" w:cs="Arial"/>
+          <w:b/>
+          <w:bCs/>
+          <w:lang w:eastAsia="es-EC"/>
+        </w:rPr>
+        <w:lastRenderedPageBreak/>
+        <w:t>Bibliografía</w:t>
+      </w:r>
+    </w:p>
+    <w:p>
+      <w:pPr>
+        <w:widowControl w:val="0"/>
+        <w:pBdr>
+          <w:top w:val="nil"/>
+          <w:left w:val="nil"/>
+          <w:bottom w:val="nil"/>
+          <w:right w:val="nil"/>
+          <w:between w:val="nil"/>
+        </w:pBdr>
+        <w:spacing w:after="0" w:line="240" w:lineRule="auto"/>
+        <w:jc w:val="both"/>
+        <w:rPr>
           <w:rFonts w:ascii="Arial" w:hAnsi="Arial" w:cs="Arial"/>
           <w:i/>
           <w:iCs/>
@@ -2194,7 +2727,7 @@
       </w:r>
     </w:p>
     <w:sectPr>
-      <w:headerReference w:type="first" r:id="rId14"/>
+      <w:headerReference w:type="first" r:id="rId20"/>
       <w:pgSz w:w="11906" w:h="16838"/>
       <w:pgMar w:top="1417" w:right="1701" w:bottom="1417" w:left="1701" w:header="708" w:footer="708" w:gutter="0"/>
       <w:pgNumType w:start="1"/>
@@ -2369,7 +2902,7 @@
               <w:szCs w:val="18"/>
               <w:lang w:val="es-ES"/>
             </w:rPr>
-            <w:t>4</w:t>
+            <w:t>6</w:t>
           </w:r>
           <w:r>
             <w:rPr>
@@ -3072,7 +3605,7 @@
         <v:path o:extrusionok="f" gradientshapeok="t" o:connecttype="rect"/>
         <o:lock v:ext="edit" aspectratio="t"/>
       </v:shapetype>
-      <v:shape id="_x0000_i1029" type="#_x0000_t75" style="width:11.4pt;height:11.4pt" o:bullet="t">
+      <v:shape id="_x0000_i1031" type="#_x0000_t75" style="width:11.4pt;height:11.4pt" o:bullet="t">
         <v:imagedata r:id="rId1" o:title="mso3E28"/>
       </v:shape>
     </w:pict>
@@ -7116,7 +7649,7 @@
 </file>
 
 <file path=customXml/itemProps1.xml><?xml version="1.0" encoding="utf-8"?>
-<ds:datastoreItem xmlns:ds="http://schemas.openxmlformats.org/officeDocument/2006/customXml" ds:itemID="{28ED92B7-9F1F-4492-A764-463B4D8525CF}">
+<ds:datastoreItem xmlns:ds="http://schemas.openxmlformats.org/officeDocument/2006/customXml" ds:itemID="{216A89B3-F8BF-4967-8542-AAE440299B5D}">
   <ds:schemaRefs>
     <ds:schemaRef ds:uri="http://schemas.openxmlformats.org/officeDocument/2006/bibliography"/>
   </ds:schemaRefs>

--- a/Actividad_1_Nixon_Saltos.docx
+++ b/Actividad_1_Nixon_Saltos.docx
@@ -2532,8 +2532,398 @@
           <w:rFonts w:cstheme="minorHAnsi"/>
         </w:rPr>
       </w:pPr>
-      <w:bookmarkStart w:id="0" w:name="_GoBack"/>
-      <w:bookmarkEnd w:id="0"/>
+    </w:p>
+    <w:p>
+      <w:pPr>
+        <w:pBdr>
+          <w:top w:val="none" w:sz="4" w:space="0" w:color="000000"/>
+          <w:left w:val="none" w:sz="4" w:space="0" w:color="000000"/>
+          <w:bottom w:val="none" w:sz="4" w:space="0" w:color="000000"/>
+          <w:right w:val="none" w:sz="4" w:space="0" w:color="000000"/>
+        </w:pBdr>
+        <w:rPr>
+          <w:rFonts w:ascii="Times New Roman" w:eastAsia="Times New Roman" w:hAnsi="Times New Roman" w:cs="Times New Roman"/>
+          <w:color w:val="000000"/>
+          <w:sz w:val="24"/>
+          <w:lang w:val="en-US"/>
+        </w:rPr>
+      </w:pPr>
+      <w:r>
+        <w:rPr>
+          <w:rFonts w:ascii="Times New Roman" w:eastAsia="Times New Roman" w:hAnsi="Times New Roman" w:cs="Times New Roman"/>
+          <w:color w:val="000000"/>
+          <w:sz w:val="24"/>
+          <w:lang w:val="en-US"/>
+        </w:rPr>
+        <w:t>Bash</w:t>
+      </w:r>
+    </w:p>
+    <w:p>
+      <w:pPr>
+        <w:pBdr>
+          <w:top w:val="none" w:sz="4" w:space="0" w:color="000000"/>
+          <w:left w:val="none" w:sz="4" w:space="0" w:color="000000"/>
+          <w:bottom w:val="none" w:sz="4" w:space="0" w:color="000000"/>
+          <w:right w:val="none" w:sz="4" w:space="0" w:color="000000"/>
+        </w:pBdr>
+        <w:rPr>
+          <w:rFonts w:ascii="Courier New" w:eastAsia="Courier New" w:hAnsi="Courier New" w:cs="Courier New"/>
+          <w:color w:val="000000"/>
+          <w:sz w:val="20"/>
+          <w:lang w:val="en-US"/>
+        </w:rPr>
+      </w:pPr>
+      <w:proofErr w:type="spellStart"/>
+      <w:r>
+        <w:rPr>
+          <w:rFonts w:ascii="Courier New" w:eastAsia="Courier New" w:hAnsi="Courier New" w:cs="Courier New"/>
+          <w:color w:val="000000"/>
+          <w:sz w:val="20"/>
+          <w:lang w:val="en-US"/>
+        </w:rPr>
+        <w:t>git</w:t>
+      </w:r>
+      <w:proofErr w:type="spellEnd"/>
+      <w:r>
+        <w:rPr>
+          <w:rFonts w:ascii="Courier New" w:eastAsia="Courier New" w:hAnsi="Courier New" w:cs="Courier New"/>
+          <w:color w:val="000000"/>
+          <w:sz w:val="20"/>
+          <w:lang w:val="en-US"/>
+        </w:rPr>
+        <w:t xml:space="preserve"> </w:t>
+      </w:r>
+      <w:proofErr w:type="spellStart"/>
+      <w:r>
+        <w:rPr>
+          <w:rFonts w:ascii="Courier New" w:eastAsia="Courier New" w:hAnsi="Courier New" w:cs="Courier New"/>
+          <w:color w:val="000000"/>
+          <w:sz w:val="20"/>
+          <w:lang w:val="en-US"/>
+        </w:rPr>
+        <w:t>config</w:t>
+      </w:r>
+      <w:proofErr w:type="spellEnd"/>
+      <w:r>
+        <w:rPr>
+          <w:rFonts w:ascii="Courier New" w:eastAsia="Courier New" w:hAnsi="Courier New" w:cs="Courier New"/>
+          <w:color w:val="000000"/>
+          <w:sz w:val="20"/>
+          <w:lang w:val="en-US"/>
+        </w:rPr>
+        <w:t xml:space="preserve"> --global user.name “NIXON</w:t>
+      </w:r>
+      <w:r>
+        <w:rPr>
+          <w:rFonts w:ascii="Courier New" w:eastAsia="Courier New" w:hAnsi="Courier New" w:cs="Courier New"/>
+          <w:color w:val="000000"/>
+          <w:sz w:val="20"/>
+          <w:lang w:val="en-US"/>
+        </w:rPr>
+        <w:t xml:space="preserve">" </w:t>
+      </w:r>
+    </w:p>
+    <w:p>
+      <w:pPr>
+        <w:pBdr>
+          <w:top w:val="none" w:sz="4" w:space="0" w:color="000000"/>
+          <w:left w:val="none" w:sz="4" w:space="0" w:color="000000"/>
+          <w:bottom w:val="none" w:sz="4" w:space="0" w:color="000000"/>
+          <w:right w:val="none" w:sz="4" w:space="0" w:color="000000"/>
+        </w:pBdr>
+        <w:rPr>
+          <w:rFonts w:ascii="Courier New" w:eastAsia="Courier New" w:hAnsi="Courier New" w:cs="Courier New"/>
+          <w:color w:val="000000"/>
+          <w:sz w:val="20"/>
+          <w:lang w:val="en-US"/>
+        </w:rPr>
+      </w:pPr>
+      <w:proofErr w:type="spellStart"/>
+      <w:r>
+        <w:rPr>
+          <w:rFonts w:ascii="Courier New" w:eastAsia="Courier New" w:hAnsi="Courier New" w:cs="Courier New"/>
+          <w:color w:val="000000"/>
+          <w:sz w:val="20"/>
+          <w:lang w:val="en-US"/>
+        </w:rPr>
+        <w:t>git</w:t>
+      </w:r>
+      <w:proofErr w:type="spellEnd"/>
+      <w:r>
+        <w:rPr>
+          <w:rFonts w:ascii="Courier New" w:eastAsia="Courier New" w:hAnsi="Courier New" w:cs="Courier New"/>
+          <w:color w:val="000000"/>
+          <w:sz w:val="20"/>
+          <w:lang w:val="en-US"/>
+        </w:rPr>
+        <w:t xml:space="preserve"> </w:t>
+      </w:r>
+      <w:proofErr w:type="spellStart"/>
+      <w:r>
+        <w:rPr>
+          <w:rFonts w:ascii="Courier New" w:eastAsia="Courier New" w:hAnsi="Courier New" w:cs="Courier New"/>
+          <w:color w:val="000000"/>
+          <w:sz w:val="20"/>
+          <w:lang w:val="en-US"/>
+        </w:rPr>
+        <w:t>config</w:t>
+      </w:r>
+      <w:proofErr w:type="spellEnd"/>
+      <w:r>
+        <w:rPr>
+          <w:rFonts w:ascii="Courier New" w:eastAsia="Courier New" w:hAnsi="Courier New" w:cs="Courier New"/>
+          <w:color w:val="000000"/>
+          <w:sz w:val="20"/>
+          <w:lang w:val="en-US"/>
+        </w:rPr>
+        <w:t xml:space="preserve"> --global </w:t>
+      </w:r>
+      <w:proofErr w:type="spellStart"/>
+      <w:r>
+        <w:rPr>
+          <w:rFonts w:ascii="Courier New" w:eastAsia="Courier New" w:hAnsi="Courier New" w:cs="Courier New"/>
+          <w:color w:val="000000"/>
+          <w:sz w:val="20"/>
+          <w:lang w:val="en-US"/>
+        </w:rPr>
+        <w:t>user.email</w:t>
+      </w:r>
+      <w:proofErr w:type="spellEnd"/>
+      <w:r>
+        <w:rPr>
+          <w:rFonts w:ascii="Courier New" w:eastAsia="Courier New" w:hAnsi="Courier New" w:cs="Courier New"/>
+          <w:color w:val="000000"/>
+          <w:sz w:val="20"/>
+          <w:lang w:val="en-US"/>
+        </w:rPr>
+        <w:t xml:space="preserve"> </w:t>
+      </w:r>
+      <w:hyperlink r:id="rId20" w:history="1">
+        <w:r>
+          <w:rPr>
+            <w:rStyle w:val="Hipervnculo"/>
+            <w:rFonts w:ascii="Courier New" w:eastAsia="Courier New" w:hAnsi="Courier New" w:cs="Courier New"/>
+            <w:sz w:val="20"/>
+            <w:lang w:val="en-US"/>
+          </w:rPr>
+          <w:t>nsaltos5059@utm.edu.ec</w:t>
+        </w:r>
+      </w:hyperlink>
+    </w:p>
+    <w:p>
+      <w:pPr>
+        <w:pBdr>
+          <w:top w:val="none" w:sz="4" w:space="0" w:color="000000"/>
+          <w:left w:val="none" w:sz="4" w:space="0" w:color="000000"/>
+          <w:bottom w:val="none" w:sz="4" w:space="0" w:color="000000"/>
+          <w:right w:val="none" w:sz="4" w:space="0" w:color="000000"/>
+        </w:pBdr>
+        <w:rPr>
+          <w:lang w:val="en-US"/>
+        </w:rPr>
+      </w:pPr>
+    </w:p>
+    <w:p>
+      <w:pPr>
+        <w:rPr>
+          <w:rFonts w:cstheme="minorHAnsi"/>
+        </w:rPr>
+      </w:pPr>
+      <w:proofErr w:type="spellStart"/>
+      <w:r>
+        <w:rPr>
+          <w:rFonts w:cstheme="minorHAnsi"/>
+        </w:rPr>
+        <w:t>Codigo</w:t>
+      </w:r>
+      <w:proofErr w:type="spellEnd"/>
+      <w:r>
+        <w:rPr>
+          <w:rFonts w:cstheme="minorHAnsi"/>
+        </w:rPr>
+        <w:t xml:space="preserve"> para subir </w:t>
+      </w:r>
+      <w:proofErr w:type="spellStart"/>
+      <w:r>
+        <w:rPr>
+          <w:rFonts w:cstheme="minorHAnsi"/>
+        </w:rPr>
+        <w:t>comit</w:t>
+      </w:r>
+      <w:proofErr w:type="spellEnd"/>
+    </w:p>
+    <w:p>
+      <w:pPr>
+        <w:pBdr>
+          <w:top w:val="none" w:sz="4" w:space="0" w:color="000000"/>
+          <w:left w:val="none" w:sz="4" w:space="0" w:color="000000"/>
+          <w:bottom w:val="none" w:sz="4" w:space="0" w:color="000000"/>
+          <w:right w:val="none" w:sz="4" w:space="0" w:color="000000"/>
+        </w:pBdr>
+      </w:pPr>
+      <w:proofErr w:type="spellStart"/>
+      <w:r>
+        <w:rPr>
+          <w:rFonts w:ascii="Courier New" w:eastAsia="Courier New" w:hAnsi="Courier New" w:cs="Courier New"/>
+          <w:color w:val="000000"/>
+          <w:sz w:val="20"/>
+        </w:rPr>
+        <w:t>git</w:t>
+      </w:r>
+      <w:proofErr w:type="spellEnd"/>
+      <w:r>
+        <w:rPr>
+          <w:rFonts w:ascii="Courier New" w:eastAsia="Courier New" w:hAnsi="Courier New" w:cs="Courier New"/>
+          <w:color w:val="000000"/>
+          <w:sz w:val="20"/>
+        </w:rPr>
+        <w:t xml:space="preserve"> </w:t>
+      </w:r>
+      <w:proofErr w:type="spellStart"/>
+      <w:r>
+        <w:rPr>
+          <w:rFonts w:ascii="Courier New" w:eastAsia="Courier New" w:hAnsi="Courier New" w:cs="Courier New"/>
+          <w:color w:val="000000"/>
+          <w:sz w:val="20"/>
+        </w:rPr>
+        <w:t>init</w:t>
+      </w:r>
+      <w:proofErr w:type="spellEnd"/>
+    </w:p>
+    <w:p>
+      <w:pPr>
+        <w:pBdr>
+          <w:top w:val="none" w:sz="4" w:space="0" w:color="000000"/>
+          <w:left w:val="none" w:sz="4" w:space="0" w:color="000000"/>
+          <w:bottom w:val="none" w:sz="4" w:space="0" w:color="000000"/>
+          <w:right w:val="none" w:sz="4" w:space="0" w:color="000000"/>
+        </w:pBdr>
+        <w:rPr>
+          <w:rFonts w:ascii="Courier New" w:eastAsia="Courier New" w:hAnsi="Courier New" w:cs="Courier New"/>
+          <w:color w:val="000000"/>
+          <w:sz w:val="20"/>
+        </w:rPr>
+      </w:pPr>
+      <w:proofErr w:type="spellStart"/>
+      <w:r>
+        <w:rPr>
+          <w:rFonts w:ascii="Courier New" w:eastAsia="Courier New" w:hAnsi="Courier New" w:cs="Courier New"/>
+          <w:color w:val="000000"/>
+          <w:sz w:val="20"/>
+        </w:rPr>
+        <w:t>git</w:t>
+      </w:r>
+      <w:proofErr w:type="spellEnd"/>
+      <w:r>
+        <w:rPr>
+          <w:rFonts w:ascii="Courier New" w:eastAsia="Courier New" w:hAnsi="Courier New" w:cs="Courier New"/>
+          <w:color w:val="000000"/>
+          <w:sz w:val="20"/>
+        </w:rPr>
+        <w:t xml:space="preserve"> </w:t>
+      </w:r>
+      <w:proofErr w:type="spellStart"/>
+      <w:proofErr w:type="gramStart"/>
+      <w:r>
+        <w:rPr>
+          <w:rFonts w:ascii="Courier New" w:eastAsia="Courier New" w:hAnsi="Courier New" w:cs="Courier New"/>
+          <w:color w:val="000000"/>
+          <w:sz w:val="20"/>
+        </w:rPr>
+        <w:t>add</w:t>
+      </w:r>
+      <w:proofErr w:type="spellEnd"/>
+      <w:r>
+        <w:rPr>
+          <w:rFonts w:ascii="Courier New" w:eastAsia="Courier New" w:hAnsi="Courier New" w:cs="Courier New"/>
+          <w:color w:val="000000"/>
+          <w:sz w:val="20"/>
+        </w:rPr>
+        <w:t xml:space="preserve"> .</w:t>
+      </w:r>
+      <w:proofErr w:type="gramEnd"/>
+      <w:r>
+        <w:rPr>
+          <w:rFonts w:ascii="Courier New" w:eastAsia="Courier New" w:hAnsi="Courier New" w:cs="Courier New"/>
+          <w:color w:val="000000"/>
+          <w:sz w:val="20"/>
+        </w:rPr>
+        <w:t xml:space="preserve"> </w:t>
+      </w:r>
+    </w:p>
+    <w:p>
+      <w:pPr>
+        <w:autoSpaceDE w:val="0"/>
+        <w:autoSpaceDN w:val="0"/>
+        <w:adjustRightInd w:val="0"/>
+        <w:spacing w:after="0" w:line="240" w:lineRule="auto"/>
+        <w:rPr>
+          <w:rFonts w:ascii="Lucida Console" w:hAnsi="Lucida Console" w:cs="Lucida Console"/>
+          <w:sz w:val="18"/>
+          <w:szCs w:val="18"/>
+        </w:rPr>
+      </w:pPr>
+      <w:proofErr w:type="spellStart"/>
+      <w:r>
+        <w:rPr>
+          <w:rFonts w:ascii="Lucida Console" w:hAnsi="Lucida Console" w:cs="Lucida Console"/>
+          <w:sz w:val="18"/>
+          <w:szCs w:val="18"/>
+        </w:rPr>
+        <w:t>git</w:t>
+      </w:r>
+      <w:proofErr w:type="spellEnd"/>
+      <w:r>
+        <w:rPr>
+          <w:rFonts w:ascii="Lucida Console" w:hAnsi="Lucida Console" w:cs="Lucida Console"/>
+          <w:sz w:val="18"/>
+          <w:szCs w:val="18"/>
+        </w:rPr>
+        <w:t xml:space="preserve"> </w:t>
+      </w:r>
+      <w:proofErr w:type="spellStart"/>
+      <w:r>
+        <w:rPr>
+          <w:rFonts w:ascii="Lucida Console" w:hAnsi="Lucida Console" w:cs="Lucida Console"/>
+          <w:sz w:val="18"/>
+          <w:szCs w:val="18"/>
+        </w:rPr>
+        <w:t>commit</w:t>
+      </w:r>
+      <w:proofErr w:type="spellEnd"/>
+      <w:r>
+        <w:rPr>
+          <w:rFonts w:ascii="Lucida Console" w:hAnsi="Lucida Console" w:cs="Lucida Console"/>
+          <w:sz w:val="18"/>
+          <w:szCs w:val="18"/>
+        </w:rPr>
+        <w:t xml:space="preserve"> -</w:t>
+      </w:r>
+      <w:proofErr w:type="spellStart"/>
+      <w:r>
+        <w:rPr>
+          <w:rFonts w:ascii="Lucida Console" w:hAnsi="Lucida Console" w:cs="Lucida Console"/>
+          <w:sz w:val="18"/>
+          <w:szCs w:val="18"/>
+        </w:rPr>
+        <w:t>m"Caratula</w:t>
+      </w:r>
+      <w:proofErr w:type="spellEnd"/>
+      <w:r>
+        <w:rPr>
+          <w:rFonts w:ascii="Lucida Console" w:hAnsi="Lucida Console" w:cs="Lucida Console"/>
+          <w:sz w:val="18"/>
+          <w:szCs w:val="18"/>
+        </w:rPr>
+        <w:t xml:space="preserve"> datos, objetivos"</w:t>
+      </w:r>
+    </w:p>
+    <w:p>
+      <w:pPr>
+        <w:rPr>
+          <w:rFonts w:cstheme="minorHAnsi"/>
+        </w:rPr>
+      </w:pPr>
     </w:p>
     <w:p>
       <w:pPr>
@@ -2547,6 +2937,8 @@
           <w:lang w:eastAsia="es-EC"/>
         </w:rPr>
       </w:pPr>
+      <w:bookmarkStart w:id="0" w:name="_GoBack"/>
+      <w:bookmarkEnd w:id="0"/>
     </w:p>
     <w:p>
       <w:pPr>
@@ -2603,72 +2995,50 @@
         <w:spacing w:after="0" w:line="240" w:lineRule="auto"/>
         <w:jc w:val="both"/>
         <w:rPr>
-          <w:rFonts w:ascii="Arial" w:eastAsiaTheme="majorEastAsia" w:hAnsi="Arial" w:cs="Arial"/>
-          <w:b/>
-          <w:bCs/>
-          <w:color w:val="2F5496" w:themeColor="accent1" w:themeShade="BF"/>
+          <w:rFonts w:ascii="Arial" w:hAnsi="Arial" w:cs="Arial"/>
+          <w:b/>
+          <w:bCs/>
           <w:sz w:val="24"/>
           <w:szCs w:val="24"/>
           <w:lang w:eastAsia="es-EC"/>
         </w:rPr>
       </w:pPr>
       <w:r>
-        <w:rPr>
-          <w:rFonts w:ascii="Arial" w:hAnsi="Arial" w:cs="Arial"/>
-          <w:b/>
-          <w:bCs/>
-          <w:i/>
-          <w:iCs/>
-          <w:sz w:val="20"/>
-          <w:szCs w:val="20"/>
-          <w:lang w:eastAsia="es-EC"/>
-        </w:rPr>
-        <w:t>(</w:t>
-      </w:r>
-      <w:r>
-        <w:rPr>
-          <w:rFonts w:ascii="Arial" w:eastAsia="Arial" w:hAnsi="Arial" w:cs="Arial"/>
-          <w:i/>
-          <w:iCs/>
-          <w:color w:val="000000"/>
-          <w:sz w:val="20"/>
-          <w:szCs w:val="20"/>
-        </w:rPr>
-        <w:t>Código de la ejecución de los ejercicios, enlace drive donde se encuentren los mismos y Capturas de pantalla claras y relevantes, donde evidencie el proceso realizado).</w:t>
-      </w:r>
-      <w:r>
-        <w:rPr>
-          <w:rFonts w:ascii="Arial" w:hAnsi="Arial" w:cs="Arial"/>
-          <w:b/>
-          <w:bCs/>
-          <w:sz w:val="24"/>
-          <w:szCs w:val="24"/>
-          <w:lang w:eastAsia="es-EC"/>
-        </w:rPr>
-        <w:br w:type="page"/>
-      </w:r>
-    </w:p>
-    <w:p>
-      <w:pPr>
-        <w:pStyle w:val="Sinespaciado"/>
-        <w:spacing w:line="360" w:lineRule="auto"/>
-        <w:jc w:val="both"/>
-        <w:rPr>
-          <w:rFonts w:ascii="Arial" w:hAnsi="Arial" w:cs="Arial"/>
-          <w:b/>
-          <w:bCs/>
-          <w:lang w:eastAsia="es-EC"/>
-        </w:rPr>
-      </w:pPr>
-      <w:r>
-        <w:rPr>
-          <w:rFonts w:ascii="Arial" w:hAnsi="Arial" w:cs="Arial"/>
-          <w:b/>
-          <w:bCs/>
-          <w:lang w:eastAsia="es-EC"/>
-        </w:rPr>
-        <w:lastRenderedPageBreak/>
-        <w:t>Bibliografía</w:t>
+        <w:drawing>
+          <wp:inline distT="0" distB="0" distL="0" distR="0" wp14:anchorId="40D1F1E1" wp14:editId="0AF80A83">
+            <wp:extent cx="5400040" cy="3044014"/>
+            <wp:effectExtent l="0" t="0" r="0" b="4445"/>
+            <wp:docPr id="5" name="Imagen 5"/>
+            <wp:cNvGraphicFramePr>
+              <a:graphicFrameLocks xmlns:a="http://schemas.openxmlformats.org/drawingml/2006/main" noChangeAspect="1"/>
+            </wp:cNvGraphicFramePr>
+            <a:graphic xmlns:a="http://schemas.openxmlformats.org/drawingml/2006/main">
+              <a:graphicData uri="http://schemas.openxmlformats.org/drawingml/2006/picture">
+                <pic:pic xmlns:pic="http://schemas.openxmlformats.org/drawingml/2006/picture">
+                  <pic:nvPicPr>
+                    <pic:cNvPr id="1" name=""/>
+                    <pic:cNvPicPr/>
+                  </pic:nvPicPr>
+                  <pic:blipFill>
+                    <a:blip r:embed="rId21"/>
+                    <a:stretch>
+                      <a:fillRect/>
+                    </a:stretch>
+                  </pic:blipFill>
+                  <pic:spPr>
+                    <a:xfrm>
+                      <a:off x="0" y="0"/>
+                      <a:ext cx="5400040" cy="3044014"/>
+                    </a:xfrm>
+                    <a:prstGeom prst="rect">
+                      <a:avLst/>
+                    </a:prstGeom>
+                  </pic:spPr>
+                </pic:pic>
+              </a:graphicData>
+            </a:graphic>
+          </wp:inline>
+        </w:drawing>
       </w:r>
     </w:p>
     <w:p>
@@ -2685,14 +3055,453 @@
         <w:jc w:val="both"/>
         <w:rPr>
           <w:rFonts w:ascii="Arial" w:hAnsi="Arial" w:cs="Arial"/>
+          <w:b/>
+          <w:bCs/>
+          <w:sz w:val="24"/>
+          <w:szCs w:val="24"/>
+          <w:lang w:eastAsia="es-EC"/>
+        </w:rPr>
+      </w:pPr>
+      <w:r>
+        <w:drawing>
+          <wp:inline distT="0" distB="0" distL="0" distR="0" wp14:anchorId="2772DC28" wp14:editId="2F6D1E42">
+            <wp:extent cx="5400040" cy="3013464"/>
+            <wp:effectExtent l="0" t="0" r="0" b="0"/>
+            <wp:docPr id="7" name="Imagen 7"/>
+            <wp:cNvGraphicFramePr>
+              <a:graphicFrameLocks xmlns:a="http://schemas.openxmlformats.org/drawingml/2006/main" noChangeAspect="1"/>
+            </wp:cNvGraphicFramePr>
+            <a:graphic xmlns:a="http://schemas.openxmlformats.org/drawingml/2006/main">
+              <a:graphicData uri="http://schemas.openxmlformats.org/drawingml/2006/picture">
+                <pic:pic xmlns:pic="http://schemas.openxmlformats.org/drawingml/2006/picture">
+                  <pic:nvPicPr>
+                    <pic:cNvPr id="1" name=""/>
+                    <pic:cNvPicPr/>
+                  </pic:nvPicPr>
+                  <pic:blipFill>
+                    <a:blip r:embed="rId22"/>
+                    <a:stretch>
+                      <a:fillRect/>
+                    </a:stretch>
+                  </pic:blipFill>
+                  <pic:spPr>
+                    <a:xfrm>
+                      <a:off x="0" y="0"/>
+                      <a:ext cx="5400040" cy="3013464"/>
+                    </a:xfrm>
+                    <a:prstGeom prst="rect">
+                      <a:avLst/>
+                    </a:prstGeom>
+                  </pic:spPr>
+                </pic:pic>
+              </a:graphicData>
+            </a:graphic>
+          </wp:inline>
+        </w:drawing>
+      </w:r>
+    </w:p>
+    <w:p>
+      <w:pPr>
+        <w:widowControl w:val="0"/>
+        <w:pBdr>
+          <w:top w:val="nil"/>
+          <w:left w:val="nil"/>
+          <w:bottom w:val="nil"/>
+          <w:right w:val="nil"/>
+          <w:between w:val="nil"/>
+        </w:pBdr>
+        <w:spacing w:after="0" w:line="240" w:lineRule="auto"/>
+        <w:jc w:val="both"/>
+        <w:rPr>
+          <w:rFonts w:ascii="Arial" w:hAnsi="Arial" w:cs="Arial"/>
+          <w:b/>
+          <w:bCs/>
+          <w:sz w:val="24"/>
+          <w:szCs w:val="24"/>
+          <w:lang w:eastAsia="es-EC"/>
+        </w:rPr>
+      </w:pPr>
+      <w:r>
+        <w:rPr>
+          <w:noProof/>
+        </w:rPr>
+        <w:lastRenderedPageBreak/>
+        <w:drawing>
+          <wp:inline distT="0" distB="0" distL="0" distR="0" wp14:anchorId="4D5FAFA7" wp14:editId="0A373045">
+            <wp:extent cx="5400040" cy="3021407"/>
+            <wp:effectExtent l="0" t="0" r="0" b="7620"/>
+            <wp:docPr id="8" name="Imagen 8"/>
+            <wp:cNvGraphicFramePr>
+              <a:graphicFrameLocks xmlns:a="http://schemas.openxmlformats.org/drawingml/2006/main" noChangeAspect="1"/>
+            </wp:cNvGraphicFramePr>
+            <a:graphic xmlns:a="http://schemas.openxmlformats.org/drawingml/2006/main">
+              <a:graphicData uri="http://schemas.openxmlformats.org/drawingml/2006/picture">
+                <pic:pic xmlns:pic="http://schemas.openxmlformats.org/drawingml/2006/picture">
+                  <pic:nvPicPr>
+                    <pic:cNvPr id="1" name=""/>
+                    <pic:cNvPicPr/>
+                  </pic:nvPicPr>
+                  <pic:blipFill>
+                    <a:blip r:embed="rId23"/>
+                    <a:stretch>
+                      <a:fillRect/>
+                    </a:stretch>
+                  </pic:blipFill>
+                  <pic:spPr>
+                    <a:xfrm>
+                      <a:off x="0" y="0"/>
+                      <a:ext cx="5400040" cy="3021407"/>
+                    </a:xfrm>
+                    <a:prstGeom prst="rect">
+                      <a:avLst/>
+                    </a:prstGeom>
+                  </pic:spPr>
+                </pic:pic>
+              </a:graphicData>
+            </a:graphic>
+          </wp:inline>
+        </w:drawing>
+      </w:r>
+    </w:p>
+    <w:p>
+      <w:pPr>
+        <w:widowControl w:val="0"/>
+        <w:pBdr>
+          <w:top w:val="nil"/>
+          <w:left w:val="nil"/>
+          <w:bottom w:val="nil"/>
+          <w:right w:val="nil"/>
+          <w:between w:val="nil"/>
+        </w:pBdr>
+        <w:spacing w:after="0" w:line="240" w:lineRule="auto"/>
+        <w:jc w:val="both"/>
+        <w:rPr>
+          <w:rFonts w:ascii="Arial" w:hAnsi="Arial" w:cs="Arial"/>
+          <w:b/>
+          <w:bCs/>
+          <w:sz w:val="24"/>
+          <w:szCs w:val="24"/>
+          <w:lang w:eastAsia="es-EC"/>
+        </w:rPr>
+      </w:pPr>
+      <w:r>
+        <w:rPr>
+          <w:noProof/>
+        </w:rPr>
+        <w:drawing>
+          <wp:inline distT="0" distB="0" distL="0" distR="0" wp14:anchorId="45AE19DF" wp14:editId="2994D197">
+            <wp:extent cx="5400040" cy="3021407"/>
+            <wp:effectExtent l="0" t="0" r="0" b="7620"/>
+            <wp:docPr id="9" name="Imagen 9"/>
+            <wp:cNvGraphicFramePr>
+              <a:graphicFrameLocks xmlns:a="http://schemas.openxmlformats.org/drawingml/2006/main" noChangeAspect="1"/>
+            </wp:cNvGraphicFramePr>
+            <a:graphic xmlns:a="http://schemas.openxmlformats.org/drawingml/2006/main">
+              <a:graphicData uri="http://schemas.openxmlformats.org/drawingml/2006/picture">
+                <pic:pic xmlns:pic="http://schemas.openxmlformats.org/drawingml/2006/picture">
+                  <pic:nvPicPr>
+                    <pic:cNvPr id="1" name=""/>
+                    <pic:cNvPicPr/>
+                  </pic:nvPicPr>
+                  <pic:blipFill>
+                    <a:blip r:embed="rId24"/>
+                    <a:stretch>
+                      <a:fillRect/>
+                    </a:stretch>
+                  </pic:blipFill>
+                  <pic:spPr>
+                    <a:xfrm>
+                      <a:off x="0" y="0"/>
+                      <a:ext cx="5400040" cy="3021407"/>
+                    </a:xfrm>
+                    <a:prstGeom prst="rect">
+                      <a:avLst/>
+                    </a:prstGeom>
+                  </pic:spPr>
+                </pic:pic>
+              </a:graphicData>
+            </a:graphic>
+          </wp:inline>
+        </w:drawing>
+      </w:r>
+    </w:p>
+    <w:p>
+      <w:pPr>
+        <w:widowControl w:val="0"/>
+        <w:pBdr>
+          <w:top w:val="nil"/>
+          <w:left w:val="nil"/>
+          <w:bottom w:val="nil"/>
+          <w:right w:val="nil"/>
+          <w:between w:val="nil"/>
+        </w:pBdr>
+        <w:spacing w:after="0" w:line="240" w:lineRule="auto"/>
+        <w:jc w:val="both"/>
+        <w:rPr>
+          <w:rFonts w:ascii="Arial" w:eastAsiaTheme="majorEastAsia" w:hAnsi="Arial" w:cs="Arial"/>
+          <w:b/>
+          <w:bCs/>
+          <w:color w:val="2F5496" w:themeColor="accent1" w:themeShade="BF"/>
+          <w:sz w:val="24"/>
+          <w:szCs w:val="24"/>
+          <w:lang w:eastAsia="es-EC"/>
+        </w:rPr>
+      </w:pPr>
+      <w:r>
+        <w:rPr>
+          <w:noProof/>
+        </w:rPr>
+        <w:lastRenderedPageBreak/>
+        <w:drawing>
+          <wp:inline distT="0" distB="0" distL="0" distR="0" wp14:anchorId="1F99B488" wp14:editId="2259E67E">
+            <wp:extent cx="5400040" cy="3021407"/>
+            <wp:effectExtent l="0" t="0" r="0" b="7620"/>
+            <wp:docPr id="10" name="Imagen 10"/>
+            <wp:cNvGraphicFramePr>
+              <a:graphicFrameLocks xmlns:a="http://schemas.openxmlformats.org/drawingml/2006/main" noChangeAspect="1"/>
+            </wp:cNvGraphicFramePr>
+            <a:graphic xmlns:a="http://schemas.openxmlformats.org/drawingml/2006/main">
+              <a:graphicData uri="http://schemas.openxmlformats.org/drawingml/2006/picture">
+                <pic:pic xmlns:pic="http://schemas.openxmlformats.org/drawingml/2006/picture">
+                  <pic:nvPicPr>
+                    <pic:cNvPr id="1" name=""/>
+                    <pic:cNvPicPr/>
+                  </pic:nvPicPr>
+                  <pic:blipFill>
+                    <a:blip r:embed="rId24"/>
+                    <a:stretch>
+                      <a:fillRect/>
+                    </a:stretch>
+                  </pic:blipFill>
+                  <pic:spPr>
+                    <a:xfrm>
+                      <a:off x="0" y="0"/>
+                      <a:ext cx="5400040" cy="3021407"/>
+                    </a:xfrm>
+                    <a:prstGeom prst="rect">
+                      <a:avLst/>
+                    </a:prstGeom>
+                  </pic:spPr>
+                </pic:pic>
+              </a:graphicData>
+            </a:graphic>
+          </wp:inline>
+        </w:drawing>
+      </w:r>
+      <w:r>
+        <w:rPr>
+          <w:rFonts w:ascii="Arial" w:hAnsi="Arial" w:cs="Arial"/>
+          <w:b/>
+          <w:bCs/>
+          <w:sz w:val="24"/>
+          <w:szCs w:val="24"/>
+          <w:lang w:eastAsia="es-EC"/>
+        </w:rPr>
+        <w:br w:type="page"/>
+      </w:r>
+    </w:p>
+    <w:p>
+      <w:pPr>
+        <w:pStyle w:val="Sinespaciado"/>
+        <w:spacing w:line="360" w:lineRule="auto"/>
+        <w:jc w:val="both"/>
+        <w:rPr>
+          <w:rFonts w:ascii="Arial" w:hAnsi="Arial" w:cs="Arial"/>
+          <w:b/>
+          <w:bCs/>
+          <w:lang w:eastAsia="es-EC"/>
+        </w:rPr>
+      </w:pPr>
+      <w:r>
+        <w:rPr>
+          <w:rFonts w:ascii="Arial" w:hAnsi="Arial" w:cs="Arial"/>
+          <w:b/>
+          <w:bCs/>
+          <w:lang w:eastAsia="es-EC"/>
+        </w:rPr>
+        <w:lastRenderedPageBreak/>
+        <w:t>Bibliografía</w:t>
+      </w:r>
+    </w:p>
+    <w:p>
+      <w:pPr>
+        <w:widowControl w:val="0"/>
+        <w:pBdr>
+          <w:top w:val="nil"/>
+          <w:left w:val="nil"/>
+          <w:bottom w:val="nil"/>
+          <w:right w:val="nil"/>
+          <w:between w:val="nil"/>
+        </w:pBdr>
+        <w:spacing w:after="0" w:line="480" w:lineRule="auto"/>
+        <w:ind w:firstLine="720"/>
+        <w:jc w:val="both"/>
+        <w:rPr>
+          <w:rFonts w:cstheme="minorHAnsi"/>
           <w:i/>
           <w:iCs/>
-          <w:sz w:val="20"/>
-          <w:szCs w:val="20"/>
-          <w:lang w:eastAsia="es-EC"/>
-        </w:rPr>
-      </w:pPr>
-      <w:r>
+          <w:lang w:val="en-US" w:eastAsia="es-EC"/>
+        </w:rPr>
+      </w:pPr>
+      <w:r>
+        <w:rPr>
+          <w:rFonts w:cstheme="minorHAnsi"/>
+          <w:i/>
+          <w:iCs/>
+          <w:lang w:val="it-IT" w:eastAsia="es-EC"/>
+        </w:rPr>
+        <w:t xml:space="preserve">Gamma, E., Helm, R., Johnson, R., &amp; Vlissides, J. (1994). </w:t>
+      </w:r>
+      <w:r>
+        <w:rPr>
+          <w:rFonts w:cstheme="minorHAnsi"/>
+          <w:i/>
+          <w:iCs/>
+          <w:lang w:val="en-US" w:eastAsia="es-EC"/>
+        </w:rPr>
+        <w:t>Design Patterns: Elements of Reusable</w:t>
+      </w:r>
+    </w:p>
+    <w:p>
+      <w:pPr>
+        <w:widowControl w:val="0"/>
+        <w:pBdr>
+          <w:top w:val="nil"/>
+          <w:left w:val="nil"/>
+          <w:bottom w:val="nil"/>
+          <w:right w:val="nil"/>
+          <w:between w:val="nil"/>
+        </w:pBdr>
+        <w:spacing w:after="0" w:line="480" w:lineRule="auto"/>
+        <w:ind w:firstLine="720"/>
+        <w:jc w:val="both"/>
+        <w:rPr>
+          <w:rFonts w:cstheme="minorHAnsi"/>
+          <w:i/>
+          <w:iCs/>
+          <w:lang w:val="it-IT" w:eastAsia="es-EC"/>
+        </w:rPr>
+      </w:pPr>
+      <w:r>
+        <w:rPr>
+          <w:rFonts w:cstheme="minorHAnsi"/>
+          <w:i/>
+          <w:iCs/>
+          <w:lang w:val="en-US" w:eastAsia="es-EC"/>
+        </w:rPr>
+        <w:t xml:space="preserve">Object-Oriented Software. </w:t>
+      </w:r>
+      <w:r>
+        <w:rPr>
+          <w:rFonts w:cstheme="minorHAnsi"/>
+          <w:i/>
+          <w:iCs/>
+          <w:lang w:val="it-IT" w:eastAsia="es-EC"/>
+        </w:rPr>
+        <w:t>Addison-Wesley Professional.</w:t>
+      </w:r>
+    </w:p>
+    <w:p>
+      <w:pPr>
+        <w:widowControl w:val="0"/>
+        <w:pBdr>
+          <w:top w:val="nil"/>
+          <w:left w:val="nil"/>
+          <w:bottom w:val="nil"/>
+          <w:right w:val="nil"/>
+          <w:between w:val="nil"/>
+        </w:pBdr>
+        <w:spacing w:after="0" w:line="480" w:lineRule="auto"/>
+        <w:ind w:firstLine="720"/>
+        <w:jc w:val="both"/>
+        <w:rPr>
+          <w:rFonts w:cstheme="minorHAnsi"/>
+          <w:i/>
+          <w:iCs/>
+          <w:lang w:eastAsia="es-EC"/>
+        </w:rPr>
+      </w:pPr>
+      <w:r>
+        <w:rPr>
+          <w:rFonts w:cstheme="minorHAnsi"/>
+          <w:i/>
+          <w:iCs/>
+          <w:lang w:val="it-IT" w:eastAsia="es-EC"/>
+        </w:rPr>
+        <w:t xml:space="preserve">Pressman, R. S. (2010). </w:t>
+      </w:r>
+      <w:r>
+        <w:rPr>
+          <w:rFonts w:cstheme="minorHAnsi"/>
+          <w:i/>
+          <w:iCs/>
+          <w:lang w:eastAsia="es-EC"/>
+        </w:rPr>
+        <w:t>Ingeniería de Software: Un enfoque práctico (7ma ed.). McGraw-Hill.</w:t>
+      </w:r>
+    </w:p>
+    <w:p>
+      <w:pPr>
+        <w:widowControl w:val="0"/>
+        <w:pBdr>
+          <w:top w:val="nil"/>
+          <w:left w:val="nil"/>
+          <w:bottom w:val="nil"/>
+          <w:right w:val="nil"/>
+          <w:between w:val="nil"/>
+        </w:pBdr>
+        <w:spacing w:after="0" w:line="480" w:lineRule="auto"/>
+        <w:ind w:firstLine="720"/>
+        <w:jc w:val="both"/>
+        <w:rPr>
+          <w:rFonts w:cstheme="minorHAnsi"/>
+          <w:i/>
+          <w:iCs/>
+          <w:lang w:eastAsia="es-EC"/>
+        </w:rPr>
+      </w:pPr>
+      <w:r>
+        <w:rPr>
+          <w:rFonts w:cstheme="minorHAnsi"/>
+          <w:i/>
+          <w:iCs/>
+          <w:lang w:val="it-IT" w:eastAsia="es-EC"/>
+        </w:rPr>
+        <w:t xml:space="preserve">Chacon, S., &amp; Straub, B. (2014). Pro Git. </w:t>
+      </w:r>
+      <w:proofErr w:type="spellStart"/>
+      <w:r>
+        <w:rPr>
+          <w:rFonts w:cstheme="minorHAnsi"/>
+          <w:i/>
+          <w:iCs/>
+          <w:lang w:eastAsia="es-EC"/>
+        </w:rPr>
+        <w:t>Apress</w:t>
+      </w:r>
+      <w:proofErr w:type="spellEnd"/>
+      <w:r>
+        <w:rPr>
+          <w:rFonts w:cstheme="minorHAnsi"/>
+          <w:i/>
+          <w:iCs/>
+          <w:lang w:eastAsia="es-EC"/>
+        </w:rPr>
+        <w:t>. Recuperado de https://git-scm.com/book/en/v2</w:t>
+      </w:r>
+    </w:p>
+    <w:p>
+      <w:pPr>
+        <w:widowControl w:val="0"/>
+        <w:pBdr>
+          <w:top w:val="nil"/>
+          <w:left w:val="nil"/>
+          <w:bottom w:val="nil"/>
+          <w:right w:val="nil"/>
+          <w:between w:val="nil"/>
+        </w:pBdr>
+        <w:spacing w:after="0" w:line="240" w:lineRule="auto"/>
+        <w:jc w:val="both"/>
         <w:rPr>
           <w:rFonts w:ascii="Arial" w:hAnsi="Arial" w:cs="Arial"/>
           <w:i/>
@@ -2701,33 +3510,10 @@
           <w:szCs w:val="20"/>
           <w:lang w:eastAsia="es-EC"/>
         </w:rPr>
-        <w:t>(</w:t>
-      </w:r>
-      <w:r>
-        <w:rPr>
-          <w:rFonts w:ascii="Arial" w:hAnsi="Arial" w:cs="Arial"/>
-          <w:i/>
-          <w:iCs/>
-          <w:sz w:val="20"/>
-          <w:szCs w:val="20"/>
-          <w:lang w:eastAsia="es-EC"/>
-        </w:rPr>
-        <w:t>Referencias bibliográficas y/o enlaces en Internet (normas APA) que se utilizaron para realizar la práctica.</w:t>
-      </w:r>
-      <w:r>
-        <w:rPr>
-          <w:rFonts w:ascii="Arial" w:hAnsi="Arial" w:cs="Arial"/>
-          <w:i/>
-          <w:iCs/>
-          <w:sz w:val="20"/>
-          <w:szCs w:val="20"/>
-          <w:lang w:eastAsia="es-EC"/>
-        </w:rPr>
-        <w:t>)</w:t>
-      </w:r>
+      </w:pPr>
     </w:p>
     <w:sectPr>
-      <w:headerReference w:type="first" r:id="rId20"/>
+      <w:headerReference w:type="first" r:id="rId25"/>
       <w:pgSz w:w="11906" w:h="16838"/>
       <w:pgMar w:top="1417" w:right="1701" w:bottom="1417" w:left="1701" w:header="708" w:footer="708" w:gutter="0"/>
       <w:pgNumType w:start="1"/>
@@ -2902,7 +3688,7 @@
               <w:szCs w:val="18"/>
               <w:lang w:val="es-ES"/>
             </w:rPr>
-            <w:t>6</w:t>
+            <w:t>8</w:t>
           </w:r>
           <w:r>
             <w:rPr>
@@ -3605,7 +4391,7 @@
         <v:path o:extrusionok="f" gradientshapeok="t" o:connecttype="rect"/>
         <o:lock v:ext="edit" aspectratio="t"/>
       </v:shapetype>
-      <v:shape id="_x0000_i1031" type="#_x0000_t75" style="width:11.4pt;height:11.4pt" o:bullet="t">
+      <v:shape id="_x0000_i1032" type="#_x0000_t75" style="width:11.4pt;height:11.4pt" o:bullet="t">
         <v:imagedata r:id="rId1" o:title="mso3E28"/>
       </v:shape>
     </w:pict>
@@ -7649,7 +8435,7 @@
 </file>
 
 <file path=customXml/itemProps1.xml><?xml version="1.0" encoding="utf-8"?>
-<ds:datastoreItem xmlns:ds="http://schemas.openxmlformats.org/officeDocument/2006/customXml" ds:itemID="{216A89B3-F8BF-4967-8542-AAE440299B5D}">
+<ds:datastoreItem xmlns:ds="http://schemas.openxmlformats.org/officeDocument/2006/customXml" ds:itemID="{C2F163DF-86C5-4F1A-A18F-DB591CDCD2C0}">
   <ds:schemaRefs>
     <ds:schemaRef ds:uri="http://schemas.openxmlformats.org/officeDocument/2006/bibliography"/>
   </ds:schemaRefs>
